--- a/Master Folder/Master BA Timlak Konsultan/06. Catatan Pemeriksaan BA Hasil Reviu Dokumen Pemilihan.docx
+++ b/Master Folder/Master BA Timlak Konsultan/06. Catatan Pemeriksaan BA Hasil Reviu Dokumen Pemilihan.docx
@@ -1,7 +1,35 @@
 
 <file path=word/document.xml><?xml version="1.0" encoding="utf-8"?>
-<w:document xmlns:wpc="http://schemas.microsoft.com/office/word/2010/wordprocessingCanvas" xmlns:cx="http://schemas.microsoft.com/office/drawing/2014/chartex" xmlns:cx1="http://schemas.microsoft.com/office/drawing/2015/9/8/chartex" xmlns:cx2="http://schemas.microsoft.com/office/drawing/2015/10/21/chartex" xmlns:cx3="http://schemas.microsoft.com/office/drawing/2016/5/9/chartex" xmlns:cx4="http://schemas.microsoft.com/office/drawing/2016/5/10/chartex" xmlns:cx5="http://schemas.microsoft.com/office/drawing/2016/5/11/chartex" xmlns:cx6="http://schemas.microsoft.com/office/drawing/2016/5/12/chartex" xmlns:cx7="http://schemas.microsoft.com/office/drawing/2016/5/13/chartex" xmlns:cx8="http://schemas.microsoft.com/office/drawing/2016/5/14/chartex" xmlns:mc="http://schemas.openxmlformats.org/markup-compatibility/2006" xmlns:aink="http://schemas.microsoft.com/office/drawing/2016/ink" xmlns:am3d="http://schemas.microsoft.com/office/drawing/2017/model3d" xmlns:o="urn:schemas-microsoft-com:office:office" xmlns:oel="http://schemas.microsoft.com/office/2019/extlst" xmlns:r="http://schemas.openxmlformats.org/officeDocument/2006/relationships" xmlns:m="http://schemas.openxmlformats.org/officeDocument/2006/math" xmlns:v="urn:schemas-microsoft-com:vml" xmlns:wp14="http://schemas.microsoft.com/office/word/2010/wordprocessingDrawing" xmlns:wp="http://schemas.openxmlformats.org/drawingml/2006/wordprocessingDrawing" xmlns:w10="urn:schemas-microsoft-com:office:word" xmlns:w="http://schemas.openxmlformats.org/wordprocessingml/2006/main" xmlns:w14="http://schemas.microsoft.com/office/word/2010/wordml" xmlns:w15="http://schemas.microsoft.com/office/word/2012/wordml" xmlns:w16cex="http://schemas.microsoft.com/office/word/2018/wordml/cex" xmlns:w16cid="http://schemas.microsoft.com/office/word/2016/wordml/cid" xmlns:w16="http://schemas.microsoft.com/office/word/2018/wordml" xmlns:w16du="http://schemas.microsoft.com/office/word/2023/wordml/word16du" xmlns:w16sdtdh="http://schemas.microsoft.com/office/word/2020/wordml/sdtdatahash" xmlns:w16se="http://schemas.microsoft.com/office/word/2015/wordml/symex" xmlns:wpg="http://schemas.microsoft.com/office/word/2010/wordprocessingGroup" xmlns:wpi="http://schemas.microsoft.com/office/word/2010/wordprocessingInk" xmlns:wne="http://schemas.microsoft.com/office/word/2006/wordml" xmlns:wps="http://schemas.microsoft.com/office/word/2010/wordprocessingShape" mc:Ignorable="w14 w15 w16se w16cid w16 w16cex w16sdtdh wp14">
+<w:document xmlns:wpc="http://schemas.microsoft.com/office/word/2010/wordprocessingCanvas" xmlns:cx="http://schemas.microsoft.com/office/drawing/2014/chartex" xmlns:cx1="http://schemas.microsoft.com/office/drawing/2015/9/8/chartex" xmlns:cx2="http://schemas.microsoft.com/office/drawing/2015/10/21/chartex" xmlns:cx3="http://schemas.microsoft.com/office/drawing/2016/5/9/chartex" xmlns:cx4="http://schemas.microsoft.com/office/drawing/2016/5/10/chartex" xmlns:cx5="http://schemas.microsoft.com/office/drawing/2016/5/11/chartex" xmlns:cx6="http://schemas.microsoft.com/office/drawing/2016/5/12/chartex" xmlns:cx7="http://schemas.microsoft.com/office/drawing/2016/5/13/chartex" xmlns:cx8="http://schemas.microsoft.com/office/drawing/2016/5/14/chartex" xmlns:mc="http://schemas.openxmlformats.org/markup-compatibility/2006" xmlns:aink="http://schemas.microsoft.com/office/drawing/2016/ink" xmlns:am3d="http://schemas.microsoft.com/office/drawing/2017/model3d" xmlns:o="urn:schemas-microsoft-com:office:office" xmlns:r="http://schemas.openxmlformats.org/officeDocument/2006/relationships" xmlns:m="http://schemas.openxmlformats.org/officeDocument/2006/math" xmlns:v="urn:schemas-microsoft-com:vml" xmlns:wp14="http://schemas.microsoft.com/office/word/2010/wordprocessingDrawing" xmlns:wp="http://schemas.openxmlformats.org/drawingml/2006/wordprocessingDrawing" xmlns:w10="urn:schemas-microsoft-com:office:word" xmlns:w="http://schemas.openxmlformats.org/wordprocessingml/2006/main" xmlns:w14="http://schemas.microsoft.com/office/word/2010/wordml" xmlns:w15="http://schemas.microsoft.com/office/word/2012/wordml" xmlns:w16cex="http://schemas.microsoft.com/office/word/2018/wordml/cex" xmlns:w16cid="http://schemas.microsoft.com/office/word/2016/wordml/cid" xmlns:w16="http://schemas.microsoft.com/office/word/2018/wordml" xmlns:w16sdtdh="http://schemas.microsoft.com/office/word/2020/wordml/sdtdatahash" xmlns:w16se="http://schemas.microsoft.com/office/word/2015/wordml/symex" xmlns:wpg="http://schemas.microsoft.com/office/word/2010/wordprocessingGroup" xmlns:wpi="http://schemas.microsoft.com/office/word/2010/wordprocessingInk" xmlns:wne="http://schemas.microsoft.com/office/word/2006/wordml" xmlns:wps="http://schemas.microsoft.com/office/word/2010/wordprocessingShape" mc:Ignorable="w14 w15 w16se w16cid w16 w16cex w16sdtdh wp14">
   <w:body>
+    <w:p>
+      <w:pPr>
+        <w:pStyle w:val="Title"/>
+        <w:spacing w:line="276" w:lineRule="auto"/>
+        <w:jc w:val="center"/>
+        <w:rPr>
+          <w:rFonts w:ascii="Arial" w:eastAsia="Basic" w:hAnsi="Arial" w:cs="Arial"/>
+          <w:b/>
+          <w:bCs/>
+          <w:sz w:val="22"/>
+          <w:szCs w:val="22"/>
+        </w:rPr>
+      </w:pPr>
+    </w:p>
+    <w:p>
+      <w:pPr>
+        <w:pStyle w:val="Title"/>
+        <w:spacing w:line="276" w:lineRule="auto"/>
+        <w:jc w:val="center"/>
+        <w:rPr>
+          <w:rFonts w:ascii="Arial" w:eastAsia="Basic" w:hAnsi="Arial" w:cs="Arial"/>
+          <w:b/>
+          <w:bCs/>
+          <w:sz w:val="22"/>
+          <w:szCs w:val="22"/>
+        </w:rPr>
+      </w:pPr>
+    </w:p>
     <w:p>
       <w:pPr>
         <w:pStyle w:val="Title"/>
@@ -104,25 +132,7 @@
           <w:sz w:val="22"/>
           <w:szCs w:val="22"/>
         </w:rPr>
-        <w:t>{</w:t>
-      </w:r>
-      <w:r>
-        <w:rPr>
-          <w:rFonts w:ascii="Arial" w:eastAsia="Basic" w:hAnsi="Arial" w:cs="Arial"/>
-          <w:bCs/>
-          <w:sz w:val="22"/>
-          <w:szCs w:val="22"/>
-        </w:rPr>
-        <w:t>nomor</w:t>
-      </w:r>
-      <w:r>
-        <w:rPr>
-          <w:rFonts w:ascii="Arial" w:eastAsia="Basic" w:hAnsi="Arial" w:cs="Arial"/>
-          <w:bCs/>
-          <w:sz w:val="22"/>
-          <w:szCs w:val="22"/>
-        </w:rPr>
-        <w:t>_timlak_06}</w:t>
+        <w:t>{nomor_timlak_06}</w:t>
       </w:r>
     </w:p>
     <w:p>
@@ -527,7 +537,7 @@
 </file>
 
 <file path=word/endnotes.xml><?xml version="1.0" encoding="utf-8"?>
-<w:endnotes xmlns:wpc="http://schemas.microsoft.com/office/word/2010/wordprocessingCanvas" xmlns:cx="http://schemas.microsoft.com/office/drawing/2014/chartex" xmlns:cx1="http://schemas.microsoft.com/office/drawing/2015/9/8/chartex" xmlns:cx2="http://schemas.microsoft.com/office/drawing/2015/10/21/chartex" xmlns:cx3="http://schemas.microsoft.com/office/drawing/2016/5/9/chartex" xmlns:cx4="http://schemas.microsoft.com/office/drawing/2016/5/10/chartex" xmlns:cx5="http://schemas.microsoft.com/office/drawing/2016/5/11/chartex" xmlns:cx6="http://schemas.microsoft.com/office/drawing/2016/5/12/chartex" xmlns:cx7="http://schemas.microsoft.com/office/drawing/2016/5/13/chartex" xmlns:cx8="http://schemas.microsoft.com/office/drawing/2016/5/14/chartex" xmlns:mc="http://schemas.openxmlformats.org/markup-compatibility/2006" xmlns:aink="http://schemas.microsoft.com/office/drawing/2016/ink" xmlns:am3d="http://schemas.microsoft.com/office/drawing/2017/model3d" xmlns:o="urn:schemas-microsoft-com:office:office" xmlns:oel="http://schemas.microsoft.com/office/2019/extlst" xmlns:r="http://schemas.openxmlformats.org/officeDocument/2006/relationships" xmlns:m="http://schemas.openxmlformats.org/officeDocument/2006/math" xmlns:v="urn:schemas-microsoft-com:vml" xmlns:wp14="http://schemas.microsoft.com/office/word/2010/wordprocessingDrawing" xmlns:wp="http://schemas.openxmlformats.org/drawingml/2006/wordprocessingDrawing" xmlns:w10="urn:schemas-microsoft-com:office:word" xmlns:w="http://schemas.openxmlformats.org/wordprocessingml/2006/main" xmlns:w14="http://schemas.microsoft.com/office/word/2010/wordml" xmlns:w15="http://schemas.microsoft.com/office/word/2012/wordml" xmlns:w16cex="http://schemas.microsoft.com/office/word/2018/wordml/cex" xmlns:w16cid="http://schemas.microsoft.com/office/word/2016/wordml/cid" xmlns:w16="http://schemas.microsoft.com/office/word/2018/wordml" xmlns:w16du="http://schemas.microsoft.com/office/word/2023/wordml/word16du" xmlns:w16sdtdh="http://schemas.microsoft.com/office/word/2020/wordml/sdtdatahash" xmlns:w16se="http://schemas.microsoft.com/office/word/2015/wordml/symex" xmlns:wpg="http://schemas.microsoft.com/office/word/2010/wordprocessingGroup" xmlns:wpi="http://schemas.microsoft.com/office/word/2010/wordprocessingInk" xmlns:wne="http://schemas.microsoft.com/office/word/2006/wordml" xmlns:wps="http://schemas.microsoft.com/office/word/2010/wordprocessingShape" mc:Ignorable="w14 w15 w16se w16cid w16 w16cex w16sdtdh wp14">
+<w:endnotes xmlns:wpc="http://schemas.microsoft.com/office/word/2010/wordprocessingCanvas" xmlns:cx="http://schemas.microsoft.com/office/drawing/2014/chartex" xmlns:cx1="http://schemas.microsoft.com/office/drawing/2015/9/8/chartex" xmlns:cx2="http://schemas.microsoft.com/office/drawing/2015/10/21/chartex" xmlns:cx3="http://schemas.microsoft.com/office/drawing/2016/5/9/chartex" xmlns:cx4="http://schemas.microsoft.com/office/drawing/2016/5/10/chartex" xmlns:cx5="http://schemas.microsoft.com/office/drawing/2016/5/11/chartex" xmlns:cx6="http://schemas.microsoft.com/office/drawing/2016/5/12/chartex" xmlns:cx7="http://schemas.microsoft.com/office/drawing/2016/5/13/chartex" xmlns:cx8="http://schemas.microsoft.com/office/drawing/2016/5/14/chartex" xmlns:mc="http://schemas.openxmlformats.org/markup-compatibility/2006" xmlns:aink="http://schemas.microsoft.com/office/drawing/2016/ink" xmlns:am3d="http://schemas.microsoft.com/office/drawing/2017/model3d" xmlns:o="urn:schemas-microsoft-com:office:office" xmlns:r="http://schemas.openxmlformats.org/officeDocument/2006/relationships" xmlns:m="http://schemas.openxmlformats.org/officeDocument/2006/math" xmlns:v="urn:schemas-microsoft-com:vml" xmlns:wp14="http://schemas.microsoft.com/office/word/2010/wordprocessingDrawing" xmlns:wp="http://schemas.openxmlformats.org/drawingml/2006/wordprocessingDrawing" xmlns:w10="urn:schemas-microsoft-com:office:word" xmlns:w="http://schemas.openxmlformats.org/wordprocessingml/2006/main" xmlns:w14="http://schemas.microsoft.com/office/word/2010/wordml" xmlns:w15="http://schemas.microsoft.com/office/word/2012/wordml" xmlns:w16cex="http://schemas.microsoft.com/office/word/2018/wordml/cex" xmlns:w16cid="http://schemas.microsoft.com/office/word/2016/wordml/cid" xmlns:w16="http://schemas.microsoft.com/office/word/2018/wordml" xmlns:w16sdtdh="http://schemas.microsoft.com/office/word/2020/wordml/sdtdatahash" xmlns:w16se="http://schemas.microsoft.com/office/word/2015/wordml/symex" xmlns:wpg="http://schemas.microsoft.com/office/word/2010/wordprocessingGroup" xmlns:wpi="http://schemas.microsoft.com/office/word/2010/wordprocessingInk" xmlns:wne="http://schemas.microsoft.com/office/word/2006/wordml" xmlns:wps="http://schemas.microsoft.com/office/word/2010/wordprocessingShape" mc:Ignorable="w14 w15 w16se w16cid w16 w16cex w16sdtdh wp14">
   <w:endnote w:type="separator" w:id="-1">
     <w:p>
       <w:r>
@@ -549,7 +559,7 @@
 </file>
 
 <file path=word/footer1.xml><?xml version="1.0" encoding="utf-8"?>
-<w:ftr xmlns:wpc="http://schemas.microsoft.com/office/word/2010/wordprocessingCanvas" xmlns:cx="http://schemas.microsoft.com/office/drawing/2014/chartex" xmlns:cx1="http://schemas.microsoft.com/office/drawing/2015/9/8/chartex" xmlns:cx2="http://schemas.microsoft.com/office/drawing/2015/10/21/chartex" xmlns:cx3="http://schemas.microsoft.com/office/drawing/2016/5/9/chartex" xmlns:cx4="http://schemas.microsoft.com/office/drawing/2016/5/10/chartex" xmlns:cx5="http://schemas.microsoft.com/office/drawing/2016/5/11/chartex" xmlns:cx6="http://schemas.microsoft.com/office/drawing/2016/5/12/chartex" xmlns:cx7="http://schemas.microsoft.com/office/drawing/2016/5/13/chartex" xmlns:cx8="http://schemas.microsoft.com/office/drawing/2016/5/14/chartex" xmlns:mc="http://schemas.openxmlformats.org/markup-compatibility/2006" xmlns:aink="http://schemas.microsoft.com/office/drawing/2016/ink" xmlns:am3d="http://schemas.microsoft.com/office/drawing/2017/model3d" xmlns:o="urn:schemas-microsoft-com:office:office" xmlns:oel="http://schemas.microsoft.com/office/2019/extlst" xmlns:r="http://schemas.openxmlformats.org/officeDocument/2006/relationships" xmlns:m="http://schemas.openxmlformats.org/officeDocument/2006/math" xmlns:v="urn:schemas-microsoft-com:vml" xmlns:wp14="http://schemas.microsoft.com/office/word/2010/wordprocessingDrawing" xmlns:wp="http://schemas.openxmlformats.org/drawingml/2006/wordprocessingDrawing" xmlns:w10="urn:schemas-microsoft-com:office:word" xmlns:w="http://schemas.openxmlformats.org/wordprocessingml/2006/main" xmlns:w14="http://schemas.microsoft.com/office/word/2010/wordml" xmlns:w15="http://schemas.microsoft.com/office/word/2012/wordml" xmlns:w16cex="http://schemas.microsoft.com/office/word/2018/wordml/cex" xmlns:w16cid="http://schemas.microsoft.com/office/word/2016/wordml/cid" xmlns:w16="http://schemas.microsoft.com/office/word/2018/wordml" xmlns:w16du="http://schemas.microsoft.com/office/word/2023/wordml/word16du" xmlns:w16sdtdh="http://schemas.microsoft.com/office/word/2020/wordml/sdtdatahash" xmlns:w16se="http://schemas.microsoft.com/office/word/2015/wordml/symex" xmlns:wpg="http://schemas.microsoft.com/office/word/2010/wordprocessingGroup" xmlns:wpi="http://schemas.microsoft.com/office/word/2010/wordprocessingInk" xmlns:wne="http://schemas.microsoft.com/office/word/2006/wordml" xmlns:wps="http://schemas.microsoft.com/office/word/2010/wordprocessingShape" mc:Ignorable="w14 w15 w16se w16cid w16 w16cex w16sdtdh wp14">
+<w:ftr xmlns:wpc="http://schemas.microsoft.com/office/word/2010/wordprocessingCanvas" xmlns:cx="http://schemas.microsoft.com/office/drawing/2014/chartex" xmlns:cx1="http://schemas.microsoft.com/office/drawing/2015/9/8/chartex" xmlns:cx2="http://schemas.microsoft.com/office/drawing/2015/10/21/chartex" xmlns:cx3="http://schemas.microsoft.com/office/drawing/2016/5/9/chartex" xmlns:cx4="http://schemas.microsoft.com/office/drawing/2016/5/10/chartex" xmlns:cx5="http://schemas.microsoft.com/office/drawing/2016/5/11/chartex" xmlns:cx6="http://schemas.microsoft.com/office/drawing/2016/5/12/chartex" xmlns:cx7="http://schemas.microsoft.com/office/drawing/2016/5/13/chartex" xmlns:cx8="http://schemas.microsoft.com/office/drawing/2016/5/14/chartex" xmlns:mc="http://schemas.openxmlformats.org/markup-compatibility/2006" xmlns:aink="http://schemas.microsoft.com/office/drawing/2016/ink" xmlns:am3d="http://schemas.microsoft.com/office/drawing/2017/model3d" xmlns:o="urn:schemas-microsoft-com:office:office" xmlns:r="http://schemas.openxmlformats.org/officeDocument/2006/relationships" xmlns:m="http://schemas.openxmlformats.org/officeDocument/2006/math" xmlns:v="urn:schemas-microsoft-com:vml" xmlns:wp14="http://schemas.microsoft.com/office/word/2010/wordprocessingDrawing" xmlns:wp="http://schemas.openxmlformats.org/drawingml/2006/wordprocessingDrawing" xmlns:w10="urn:schemas-microsoft-com:office:word" xmlns:w="http://schemas.openxmlformats.org/wordprocessingml/2006/main" xmlns:w14="http://schemas.microsoft.com/office/word/2010/wordml" xmlns:w15="http://schemas.microsoft.com/office/word/2012/wordml" xmlns:w16cex="http://schemas.microsoft.com/office/word/2018/wordml/cex" xmlns:w16cid="http://schemas.microsoft.com/office/word/2016/wordml/cid" xmlns:w16="http://schemas.microsoft.com/office/word/2018/wordml" xmlns:w16sdtdh="http://schemas.microsoft.com/office/word/2020/wordml/sdtdatahash" xmlns:w16se="http://schemas.microsoft.com/office/word/2015/wordml/symex" xmlns:wpg="http://schemas.microsoft.com/office/word/2010/wordprocessingGroup" xmlns:wpi="http://schemas.microsoft.com/office/word/2010/wordprocessingInk" xmlns:wne="http://schemas.microsoft.com/office/word/2006/wordml" xmlns:wps="http://schemas.microsoft.com/office/word/2010/wordprocessingShape" mc:Ignorable="w14 w15 w16se w16cid w16 w16cex w16sdtdh wp14">
   <w:p>
     <w:pPr>
       <w:pStyle w:val="Footer"/>
@@ -606,7 +616,7 @@
 </file>
 
 <file path=word/footnotes.xml><?xml version="1.0" encoding="utf-8"?>
-<w:footnotes xmlns:wpc="http://schemas.microsoft.com/office/word/2010/wordprocessingCanvas" xmlns:cx="http://schemas.microsoft.com/office/drawing/2014/chartex" xmlns:cx1="http://schemas.microsoft.com/office/drawing/2015/9/8/chartex" xmlns:cx2="http://schemas.microsoft.com/office/drawing/2015/10/21/chartex" xmlns:cx3="http://schemas.microsoft.com/office/drawing/2016/5/9/chartex" xmlns:cx4="http://schemas.microsoft.com/office/drawing/2016/5/10/chartex" xmlns:cx5="http://schemas.microsoft.com/office/drawing/2016/5/11/chartex" xmlns:cx6="http://schemas.microsoft.com/office/drawing/2016/5/12/chartex" xmlns:cx7="http://schemas.microsoft.com/office/drawing/2016/5/13/chartex" xmlns:cx8="http://schemas.microsoft.com/office/drawing/2016/5/14/chartex" xmlns:mc="http://schemas.openxmlformats.org/markup-compatibility/2006" xmlns:aink="http://schemas.microsoft.com/office/drawing/2016/ink" xmlns:am3d="http://schemas.microsoft.com/office/drawing/2017/model3d" xmlns:o="urn:schemas-microsoft-com:office:office" xmlns:oel="http://schemas.microsoft.com/office/2019/extlst" xmlns:r="http://schemas.openxmlformats.org/officeDocument/2006/relationships" xmlns:m="http://schemas.openxmlformats.org/officeDocument/2006/math" xmlns:v="urn:schemas-microsoft-com:vml" xmlns:wp14="http://schemas.microsoft.com/office/word/2010/wordprocessingDrawing" xmlns:wp="http://schemas.openxmlformats.org/drawingml/2006/wordprocessingDrawing" xmlns:w10="urn:schemas-microsoft-com:office:word" xmlns:w="http://schemas.openxmlformats.org/wordprocessingml/2006/main" xmlns:w14="http://schemas.microsoft.com/office/word/2010/wordml" xmlns:w15="http://schemas.microsoft.com/office/word/2012/wordml" xmlns:w16cex="http://schemas.microsoft.com/office/word/2018/wordml/cex" xmlns:w16cid="http://schemas.microsoft.com/office/word/2016/wordml/cid" xmlns:w16="http://schemas.microsoft.com/office/word/2018/wordml" xmlns:w16du="http://schemas.microsoft.com/office/word/2023/wordml/word16du" xmlns:w16sdtdh="http://schemas.microsoft.com/office/word/2020/wordml/sdtdatahash" xmlns:w16se="http://schemas.microsoft.com/office/word/2015/wordml/symex" xmlns:wpg="http://schemas.microsoft.com/office/word/2010/wordprocessingGroup" xmlns:wpi="http://schemas.microsoft.com/office/word/2010/wordprocessingInk" xmlns:wne="http://schemas.microsoft.com/office/word/2006/wordml" xmlns:wps="http://schemas.microsoft.com/office/word/2010/wordprocessingShape" mc:Ignorable="w14 w15 w16se w16cid w16 w16cex w16sdtdh wp14">
+<w:footnotes xmlns:wpc="http://schemas.microsoft.com/office/word/2010/wordprocessingCanvas" xmlns:cx="http://schemas.microsoft.com/office/drawing/2014/chartex" xmlns:cx1="http://schemas.microsoft.com/office/drawing/2015/9/8/chartex" xmlns:cx2="http://schemas.microsoft.com/office/drawing/2015/10/21/chartex" xmlns:cx3="http://schemas.microsoft.com/office/drawing/2016/5/9/chartex" xmlns:cx4="http://schemas.microsoft.com/office/drawing/2016/5/10/chartex" xmlns:cx5="http://schemas.microsoft.com/office/drawing/2016/5/11/chartex" xmlns:cx6="http://schemas.microsoft.com/office/drawing/2016/5/12/chartex" xmlns:cx7="http://schemas.microsoft.com/office/drawing/2016/5/13/chartex" xmlns:cx8="http://schemas.microsoft.com/office/drawing/2016/5/14/chartex" xmlns:mc="http://schemas.openxmlformats.org/markup-compatibility/2006" xmlns:aink="http://schemas.microsoft.com/office/drawing/2016/ink" xmlns:am3d="http://schemas.microsoft.com/office/drawing/2017/model3d" xmlns:o="urn:schemas-microsoft-com:office:office" xmlns:r="http://schemas.openxmlformats.org/officeDocument/2006/relationships" xmlns:m="http://schemas.openxmlformats.org/officeDocument/2006/math" xmlns:v="urn:schemas-microsoft-com:vml" xmlns:wp14="http://schemas.microsoft.com/office/word/2010/wordprocessingDrawing" xmlns:wp="http://schemas.openxmlformats.org/drawingml/2006/wordprocessingDrawing" xmlns:w10="urn:schemas-microsoft-com:office:word" xmlns:w="http://schemas.openxmlformats.org/wordprocessingml/2006/main" xmlns:w14="http://schemas.microsoft.com/office/word/2010/wordml" xmlns:w15="http://schemas.microsoft.com/office/word/2012/wordml" xmlns:w16cex="http://schemas.microsoft.com/office/word/2018/wordml/cex" xmlns:w16cid="http://schemas.microsoft.com/office/word/2016/wordml/cid" xmlns:w16="http://schemas.microsoft.com/office/word/2018/wordml" xmlns:w16sdtdh="http://schemas.microsoft.com/office/word/2020/wordml/sdtdatahash" xmlns:w16se="http://schemas.microsoft.com/office/word/2015/wordml/symex" xmlns:wpg="http://schemas.microsoft.com/office/word/2010/wordprocessingGroup" xmlns:wpi="http://schemas.microsoft.com/office/word/2010/wordprocessingInk" xmlns:wne="http://schemas.microsoft.com/office/word/2006/wordml" xmlns:wps="http://schemas.microsoft.com/office/word/2010/wordprocessingShape" mc:Ignorable="w14 w15 w16se w16cid w16 w16cex w16sdtdh wp14">
   <w:footnote w:type="separator" w:id="-1">
     <w:p>
       <w:r>
@@ -628,31 +638,42 @@
 </file>
 
 <file path=word/header1.xml><?xml version="1.0" encoding="utf-8"?>
-<w:hdr xmlns:wpc="http://schemas.microsoft.com/office/word/2010/wordprocessingCanvas" xmlns:cx="http://schemas.microsoft.com/office/drawing/2014/chartex" xmlns:cx1="http://schemas.microsoft.com/office/drawing/2015/9/8/chartex" xmlns:cx2="http://schemas.microsoft.com/office/drawing/2015/10/21/chartex" xmlns:cx3="http://schemas.microsoft.com/office/drawing/2016/5/9/chartex" xmlns:cx4="http://schemas.microsoft.com/office/drawing/2016/5/10/chartex" xmlns:cx5="http://schemas.microsoft.com/office/drawing/2016/5/11/chartex" xmlns:cx6="http://schemas.microsoft.com/office/drawing/2016/5/12/chartex" xmlns:cx7="http://schemas.microsoft.com/office/drawing/2016/5/13/chartex" xmlns:cx8="http://schemas.microsoft.com/office/drawing/2016/5/14/chartex" xmlns:mc="http://schemas.openxmlformats.org/markup-compatibility/2006" xmlns:aink="http://schemas.microsoft.com/office/drawing/2016/ink" xmlns:am3d="http://schemas.microsoft.com/office/drawing/2017/model3d" xmlns:o="urn:schemas-microsoft-com:office:office" xmlns:oel="http://schemas.microsoft.com/office/2019/extlst" xmlns:r="http://schemas.openxmlformats.org/officeDocument/2006/relationships" xmlns:m="http://schemas.openxmlformats.org/officeDocument/2006/math" xmlns:v="urn:schemas-microsoft-com:vml" xmlns:wp14="http://schemas.microsoft.com/office/word/2010/wordprocessingDrawing" xmlns:wp="http://schemas.openxmlformats.org/drawingml/2006/wordprocessingDrawing" xmlns:w10="urn:schemas-microsoft-com:office:word" xmlns:w="http://schemas.openxmlformats.org/wordprocessingml/2006/main" xmlns:w14="http://schemas.microsoft.com/office/word/2010/wordml" xmlns:w15="http://schemas.microsoft.com/office/word/2012/wordml" xmlns:w16cex="http://schemas.microsoft.com/office/word/2018/wordml/cex" xmlns:w16cid="http://schemas.microsoft.com/office/word/2016/wordml/cid" xmlns:w16="http://schemas.microsoft.com/office/word/2018/wordml" xmlns:w16du="http://schemas.microsoft.com/office/word/2023/wordml/word16du" xmlns:w16sdtdh="http://schemas.microsoft.com/office/word/2020/wordml/sdtdatahash" xmlns:w16se="http://schemas.microsoft.com/office/word/2015/wordml/symex" xmlns:wpg="http://schemas.microsoft.com/office/word/2010/wordprocessingGroup" xmlns:wpi="http://schemas.microsoft.com/office/word/2010/wordprocessingInk" xmlns:wne="http://schemas.microsoft.com/office/word/2006/wordml" xmlns:wps="http://schemas.microsoft.com/office/word/2010/wordprocessingShape" mc:Ignorable="w14 w15 w16se w16cid w16 w16cex w16sdtdh wp14">
+<w:hdr xmlns:wpc="http://schemas.microsoft.com/office/word/2010/wordprocessingCanvas" xmlns:cx="http://schemas.microsoft.com/office/drawing/2014/chartex" xmlns:cx1="http://schemas.microsoft.com/office/drawing/2015/9/8/chartex" xmlns:cx2="http://schemas.microsoft.com/office/drawing/2015/10/21/chartex" xmlns:cx3="http://schemas.microsoft.com/office/drawing/2016/5/9/chartex" xmlns:cx4="http://schemas.microsoft.com/office/drawing/2016/5/10/chartex" xmlns:cx5="http://schemas.microsoft.com/office/drawing/2016/5/11/chartex" xmlns:cx6="http://schemas.microsoft.com/office/drawing/2016/5/12/chartex" xmlns:cx7="http://schemas.microsoft.com/office/drawing/2016/5/13/chartex" xmlns:cx8="http://schemas.microsoft.com/office/drawing/2016/5/14/chartex" xmlns:mc="http://schemas.openxmlformats.org/markup-compatibility/2006" xmlns:aink="http://schemas.microsoft.com/office/drawing/2016/ink" xmlns:am3d="http://schemas.microsoft.com/office/drawing/2017/model3d" xmlns:o="urn:schemas-microsoft-com:office:office" xmlns:r="http://schemas.openxmlformats.org/officeDocument/2006/relationships" xmlns:m="http://schemas.openxmlformats.org/officeDocument/2006/math" xmlns:v="urn:schemas-microsoft-com:vml" xmlns:wp14="http://schemas.microsoft.com/office/word/2010/wordprocessingDrawing" xmlns:wp="http://schemas.openxmlformats.org/drawingml/2006/wordprocessingDrawing" xmlns:w10="urn:schemas-microsoft-com:office:word" xmlns:w="http://schemas.openxmlformats.org/wordprocessingml/2006/main" xmlns:w14="http://schemas.microsoft.com/office/word/2010/wordml" xmlns:w15="http://schemas.microsoft.com/office/word/2012/wordml" xmlns:w16cex="http://schemas.microsoft.com/office/word/2018/wordml/cex" xmlns:w16cid="http://schemas.microsoft.com/office/word/2016/wordml/cid" xmlns:w16="http://schemas.microsoft.com/office/word/2018/wordml" xmlns:w16sdtdh="http://schemas.microsoft.com/office/word/2020/wordml/sdtdatahash" xmlns:w16se="http://schemas.microsoft.com/office/word/2015/wordml/symex" xmlns:wpg="http://schemas.microsoft.com/office/word/2010/wordprocessingGroup" xmlns:wpi="http://schemas.microsoft.com/office/word/2010/wordprocessingInk" xmlns:wne="http://schemas.microsoft.com/office/word/2006/wordml" xmlns:wps="http://schemas.microsoft.com/office/word/2010/wordprocessingShape" mc:Ignorable="w14 w15 w16se w16cid w16 w16cex w16sdtdh wp14">
   <w:p>
     <w:pPr>
-      <w:pStyle w:val="Header"/>
-    </w:pPr>
-    <w:r>
+      <w:pStyle w:val="Heading5"/>
+      <w:tabs>
+        <w:tab w:val="left" w:pos="567"/>
+      </w:tabs>
+      <w:spacing w:before="0" w:after="0" w:line="276" w:lineRule="auto"/>
+      <w:ind w:left="567"/>
+      <w:jc w:val="center"/>
       <w:rPr>
         <w:rFonts w:ascii="Arial" w:hAnsi="Arial" w:cs="Arial"/>
         <w:b/>
         <w:bCs/>
+        <w:color w:val="auto"/>
+        <w:sz w:val="36"/>
+        <w:szCs w:val="36"/>
+      </w:rPr>
+    </w:pPr>
+    <w:r>
+      <w:rPr>
         <w:noProof/>
       </w:rPr>
       <w:drawing>
-        <wp:anchor distT="0" distB="0" distL="0" distR="0" simplePos="0" relativeHeight="251658241" behindDoc="0" locked="0" layoutInCell="1" allowOverlap="1" wp14:anchorId="3B6BFBED" wp14:editId="38AC964E">
+        <wp:anchor distT="0" distB="0" distL="114300" distR="114300" simplePos="0" relativeHeight="251660288" behindDoc="0" locked="0" layoutInCell="1" allowOverlap="1" wp14:anchorId="6EF9D6F5" wp14:editId="3F966123">
           <wp:simplePos x="0" y="0"/>
-          <wp:positionH relativeFrom="page">
-            <wp:posOffset>577215</wp:posOffset>
+          <wp:positionH relativeFrom="margin">
+            <wp:posOffset>-467360</wp:posOffset>
           </wp:positionH>
           <wp:positionV relativeFrom="paragraph">
-            <wp:posOffset>20320</wp:posOffset>
+            <wp:posOffset>9525</wp:posOffset>
           </wp:positionV>
-          <wp:extent cx="707389" cy="707390"/>
-          <wp:effectExtent l="0" t="0" r="0" b="0"/>
+          <wp:extent cx="809625" cy="809625"/>
+          <wp:effectExtent l="0" t="0" r="9525" b="9525"/>
           <wp:wrapNone/>
-          <wp:docPr id="7" name="image1.jpeg"/>
+          <wp:docPr id="4" name="Picture 4"/>
           <wp:cNvGraphicFramePr>
             <a:graphicFrameLocks xmlns:a="http://schemas.openxmlformats.org/drawingml/2006/main" noChangeAspect="1"/>
           </wp:cNvGraphicFramePr>
@@ -660,256 +681,169 @@
             <a:graphicData uri="http://schemas.openxmlformats.org/drawingml/2006/picture">
               <pic:pic xmlns:pic="http://schemas.openxmlformats.org/drawingml/2006/picture">
                 <pic:nvPicPr>
-                  <pic:cNvPr id="4" name="image1.jpeg"/>
-                  <pic:cNvPicPr/>
+                  <pic:cNvPr id="0" name="Picture 3"/>
+                  <pic:cNvPicPr>
+                    <a:picLocks noChangeAspect="1" noChangeArrowheads="1"/>
+                  </pic:cNvPicPr>
                 </pic:nvPicPr>
                 <pic:blipFill>
-                  <a:blip r:embed="rId1" cstate="print"/>
+                  <a:blip r:embed="rId1">
+                    <a:extLst>
+                      <a:ext uri="{28A0092B-C50C-407E-A947-70E740481C1C}">
+                        <a14:useLocalDpi xmlns:a14="http://schemas.microsoft.com/office/drawing/2010/main" val="0"/>
+                      </a:ext>
+                    </a:extLst>
+                  </a:blip>
+                  <a:srcRect/>
                   <a:stretch>
                     <a:fillRect/>
                   </a:stretch>
                 </pic:blipFill>
-                <pic:spPr>
+                <pic:spPr bwMode="auto">
                   <a:xfrm>
                     <a:off x="0" y="0"/>
-                    <a:ext cx="707389" cy="707390"/>
+                    <a:ext cx="809625" cy="809625"/>
                   </a:xfrm>
                   <a:prstGeom prst="rect">
                     <a:avLst/>
                   </a:prstGeom>
+                  <a:noFill/>
                 </pic:spPr>
               </pic:pic>
             </a:graphicData>
           </a:graphic>
+          <wp14:sizeRelH relativeFrom="page">
+            <wp14:pctWidth>0</wp14:pctWidth>
+          </wp14:sizeRelH>
+          <wp14:sizeRelV relativeFrom="page">
+            <wp14:pctHeight>0</wp14:pctHeight>
+          </wp14:sizeRelV>
         </wp:anchor>
       </w:drawing>
     </w:r>
     <w:r>
       <w:rPr>
+        <w:rFonts w:ascii="Arial" w:hAnsi="Arial" w:cs="Arial"/>
+        <w:b/>
+        <w:bCs/>
+        <w:color w:val="auto"/>
+        <w:sz w:val="36"/>
+        <w:szCs w:val="36"/>
+      </w:rPr>
+      <w:t>KEMENTERIAN PEKERJAAN UMUM</w:t>
+    </w:r>
+  </w:p>
+  <w:p>
+    <w:pPr>
+      <w:pStyle w:val="Heading5"/>
+      <w:spacing w:before="0" w:after="0" w:line="276" w:lineRule="auto"/>
+      <w:ind w:left="567"/>
+      <w:jc w:val="center"/>
+      <w:rPr>
+        <w:rFonts w:ascii="Arial" w:hAnsi="Arial" w:cs="Arial"/>
+        <w:b/>
+        <w:bCs/>
+        <w:color w:val="auto"/>
+      </w:rPr>
+    </w:pPr>
+    <w:r>
+      <w:rPr>
+        <w:rFonts w:ascii="Arial" w:hAnsi="Arial" w:cs="Arial"/>
+        <w:b/>
+        <w:bCs/>
+        <w:color w:val="auto"/>
+      </w:rPr>
+      <w:t>DIREKTORAT   JENDERAL   BINA   KONSTRUKSI</w:t>
+    </w:r>
+  </w:p>
+  <w:p>
+    <w:pPr>
+      <w:pStyle w:val="Heading3"/>
+      <w:spacing w:before="0" w:after="0" w:line="276" w:lineRule="auto"/>
+      <w:ind w:left="567"/>
+      <w:jc w:val="center"/>
+      <w:rPr>
+        <w:rFonts w:ascii="Arial" w:hAnsi="Arial" w:cs="Arial"/>
+        <w:b/>
+        <w:bCs/>
+        <w:color w:val="auto"/>
+        <w:sz w:val="20"/>
+        <w:szCs w:val="20"/>
+      </w:rPr>
+    </w:pPr>
+    <w:r>
+      <w:rPr>
+        <w:rFonts w:ascii="Arial" w:hAnsi="Arial" w:cs="Arial"/>
+        <w:b/>
+        <w:bCs/>
+        <w:color w:val="auto"/>
+        <w:sz w:val="20"/>
+        <w:szCs w:val="20"/>
+      </w:rPr>
+      <w:t>BALAI PELAKSANA PEMILIHAN JASA KONSTRUKSI WILAYAH KALIMANTAN SELATAN</w:t>
+    </w:r>
+  </w:p>
+  <w:p>
+    <w:pPr>
+      <w:ind w:left="567"/>
+      <w:jc w:val="center"/>
+      <w:rPr>
+        <w:rFonts w:ascii="Arial" w:hAnsi="Arial" w:cs="Arial"/>
+        <w:sz w:val="15"/>
+        <w:szCs w:val="15"/>
+        <w:lang w:val="fi-FI"/>
+      </w:rPr>
+    </w:pPr>
+    <w:r>
+      <w:rPr>
         <w:noProof/>
-        <w:lang w:val="en-US"/>
       </w:rPr>
       <mc:AlternateContent>
-        <mc:Choice Requires="wpg">
+        <mc:Choice Requires="wps">
           <w:drawing>
-            <wp:anchor distT="0" distB="0" distL="114300" distR="114300" simplePos="0" relativeHeight="251658240" behindDoc="1" locked="0" layoutInCell="1" allowOverlap="1" wp14:anchorId="500EF4B1" wp14:editId="68CE19A4">
+            <wp:anchor distT="0" distB="0" distL="114300" distR="114300" simplePos="0" relativeHeight="251659264" behindDoc="1" locked="0" layoutInCell="1" allowOverlap="1" wp14:anchorId="01B878A8" wp14:editId="020ED671">
               <wp:simplePos x="0" y="0"/>
-              <wp:positionH relativeFrom="page">
-                <wp:posOffset>1200150</wp:posOffset>
+              <wp:positionH relativeFrom="column">
+                <wp:posOffset>408305</wp:posOffset>
               </wp:positionH>
               <wp:positionV relativeFrom="paragraph">
-                <wp:posOffset>-41275</wp:posOffset>
+                <wp:posOffset>138430</wp:posOffset>
               </wp:positionV>
-              <wp:extent cx="5873750" cy="1146876"/>
+              <wp:extent cx="5347970" cy="0"/>
               <wp:effectExtent l="0" t="0" r="0" b="0"/>
               <wp:wrapNone/>
-              <wp:docPr id="1" name="Group 1"/>
+              <wp:docPr id="2099710555" name="Straight Connector 2099710555"/>
               <wp:cNvGraphicFramePr>
                 <a:graphicFrameLocks xmlns:a="http://schemas.openxmlformats.org/drawingml/2006/main"/>
               </wp:cNvGraphicFramePr>
               <a:graphic xmlns:a="http://schemas.openxmlformats.org/drawingml/2006/main">
-                <a:graphicData uri="http://schemas.microsoft.com/office/word/2010/wordprocessingGroup">
-                  <wpg:wgp>
-                    <wpg:cNvGrpSpPr>
-                      <a:grpSpLocks/>
-                    </wpg:cNvGrpSpPr>
-                    <wpg:grpSpPr>
+                <a:graphicData uri="http://schemas.microsoft.com/office/word/2010/wordprocessingShape">
+                  <wps:wsp>
+                    <wps:cNvCnPr>
+                      <a:cxnSpLocks noChangeShapeType="1"/>
+                    </wps:cNvCnPr>
+                    <wps:spPr bwMode="auto">
                       <a:xfrm>
                         <a:off x="0" y="0"/>
-                        <a:ext cx="5873750" cy="1146876"/>
-                        <a:chOff x="2331" y="294"/>
-                        <a:chExt cx="8452" cy="2195"/>
+                        <a:ext cx="5347970" cy="0"/>
                       </a:xfrm>
-                    </wpg:grpSpPr>
-                    <wps:wsp>
-                      <wps:cNvPr id="2" name="Text Box 4"/>
-                      <wps:cNvSpPr txBox="1">
-                        <a:spLocks noChangeArrowheads="1"/>
-                      </wps:cNvSpPr>
-                      <wps:spPr bwMode="auto">
-                        <a:xfrm>
-                          <a:off x="2331" y="294"/>
-                          <a:ext cx="8452" cy="2195"/>
-                        </a:xfrm>
-                        <a:prstGeom prst="rect">
-                          <a:avLst/>
-                        </a:prstGeom>
+                      <a:prstGeom prst="line">
+                        <a:avLst/>
+                      </a:prstGeom>
+                      <a:noFill/>
+                      <a:ln w="19050" cmpd="sng">
                         <a:solidFill>
-                          <a:srgbClr val="FFFFFF"/>
+                          <a:srgbClr val="000000"/>
                         </a:solidFill>
-                        <a:ln>
-                          <a:noFill/>
-                        </a:ln>
-                      </wps:spPr>
-                      <wps:txbx>
-                        <w:txbxContent>
-                          <w:p>
-                            <w:pPr>
-                              <w:pStyle w:val="Heading5"/>
-                              <w:tabs>
-                                <w:tab w:val="left" w:pos="567"/>
-                              </w:tabs>
-                              <w:spacing w:before="0" w:after="0"/>
-                              <w:jc w:val="center"/>
-                              <w:rPr>
-                                <w:rFonts w:ascii="Arial" w:hAnsi="Arial" w:cs="Arial"/>
-                                <w:b/>
-                                <w:bCs/>
-                                <w:color w:val="auto"/>
-                                <w:sz w:val="36"/>
-                                <w:szCs w:val="36"/>
-                              </w:rPr>
-                            </w:pPr>
-                            <w:r>
-                              <w:rPr>
-                                <w:rFonts w:ascii="Arial" w:hAnsi="Arial" w:cs="Arial"/>
-                                <w:b/>
-                                <w:bCs/>
-                                <w:color w:val="auto"/>
-                                <w:sz w:val="36"/>
-                                <w:szCs w:val="36"/>
-                              </w:rPr>
-                              <w:t>KEMENTERIAN PEKERJAAN UMUM</w:t>
-                            </w:r>
-                          </w:p>
-                          <w:p>
-                            <w:pPr>
-                              <w:pStyle w:val="Heading5"/>
-                              <w:spacing w:before="0" w:after="0"/>
-                              <w:jc w:val="center"/>
-                              <w:rPr>
-                                <w:rFonts w:ascii="Arial" w:hAnsi="Arial" w:cs="Arial"/>
-                                <w:b/>
-                                <w:bCs/>
-                                <w:color w:val="auto"/>
-                              </w:rPr>
-                            </w:pPr>
-                            <w:r>
-                              <w:rPr>
-                                <w:rFonts w:ascii="Arial" w:hAnsi="Arial" w:cs="Arial"/>
-                                <w:b/>
-                                <w:bCs/>
-                                <w:color w:val="auto"/>
-                              </w:rPr>
-                              <w:t>DIREKTORAT   JENDERAL   BINA   KONSTRUKSI</w:t>
-                            </w:r>
-                          </w:p>
-                          <w:p>
-                            <w:pPr>
-                              <w:pStyle w:val="Heading3"/>
-                              <w:spacing w:before="0" w:after="0"/>
-                              <w:jc w:val="center"/>
-                              <w:rPr>
-                                <w:rFonts w:ascii="Arial" w:hAnsi="Arial" w:cs="Arial"/>
-                                <w:b/>
-                                <w:bCs/>
-                                <w:color w:val="auto"/>
-                                <w:sz w:val="20"/>
-                                <w:szCs w:val="20"/>
-                              </w:rPr>
-                            </w:pPr>
-                            <w:r>
-                              <w:rPr>
-                                <w:rFonts w:ascii="Arial" w:hAnsi="Arial" w:cs="Arial"/>
-                                <w:b/>
-                                <w:bCs/>
-                                <w:color w:val="auto"/>
-                                <w:sz w:val="20"/>
-                                <w:szCs w:val="20"/>
-                              </w:rPr>
-                              <w:t>BALAI PELAKSANA PEMILIHAN JASA KONSTRUKSI WILAYAH KALIMANTAN SELATAN</w:t>
-                            </w:r>
-                          </w:p>
-                          <w:p>
-                            <w:pPr>
-                              <w:ind w:left="426"/>
-                              <w:jc w:val="both"/>
-                              <w:rPr>
-                                <w:rFonts w:ascii="Arial" w:hAnsi="Arial" w:cs="Arial"/>
-                                <w:b/>
-                                <w:sz w:val="26"/>
-                                <w:lang w:val="fi-FI"/>
-                              </w:rPr>
-                            </w:pPr>
-                            <w:r>
-                              <w:rPr>
-                                <w:rFonts w:ascii="Arial" w:hAnsi="Arial" w:cs="Arial"/>
-                                <w:sz w:val="14"/>
-                                <w:szCs w:val="14"/>
-                              </w:rPr>
-                              <w:t>Alamat: Jl. Yos Sudarso No. 37A Lt.2, Banjarmasin 70119 Telp.0511-6723416 email:bppjk.kalsel@gmail.co</w:t>
-                            </w:r>
-                            <w:r>
-                              <w:rPr>
-                                <w:rFonts w:ascii="Arial" w:hAnsi="Arial" w:cs="Arial"/>
-                                <w:sz w:val="14"/>
-                                <w:szCs w:val="14"/>
-                              </w:rPr>
-                              <w:t>m/</w:t>
-                            </w:r>
-                            <w:r>
-                              <w:rPr>
-                                <w:rFonts w:ascii="Arial" w:hAnsi="Arial" w:cs="Arial"/>
-                                <w:sz w:val="14"/>
-                                <w:szCs w:val="14"/>
-                              </w:rPr>
-                              <w:t>bp2jk.kalsel@pu.go.id</w:t>
-                            </w:r>
-                            <w:r>
-                              <w:rPr>
-                                <w:rFonts w:ascii="Arial" w:hAnsi="Arial" w:cs="Arial"/>
-                                <w:b/>
-                                <w:sz w:val="26"/>
-                                <w:lang w:val="fi-FI"/>
-                              </w:rPr>
-                              <w:t xml:space="preserve"> </w:t>
-                            </w:r>
-                          </w:p>
-                          <w:p>
-                            <w:pPr>
-                              <w:ind w:left="426"/>
-                              <w:jc w:val="both"/>
-                              <w:rPr>
-                                <w:rFonts w:ascii="Arial" w:hAnsi="Arial" w:cs="Arial"/>
-                                <w:sz w:val="26"/>
-                                <w:lang w:val="fi-FI"/>
-                              </w:rPr>
-                            </w:pPr>
-                          </w:p>
-                        </w:txbxContent>
-                      </wps:txbx>
-                      <wps:bodyPr rot="0" vert="horz" wrap="square" lIns="91440" tIns="45720" rIns="91440" bIns="45720" anchor="t" anchorCtr="0" upright="1">
-                        <a:noAutofit/>
-                      </wps:bodyPr>
-                    </wps:wsp>
-                    <wps:wsp>
-                      <wps:cNvPr id="3" name="Line 5"/>
-                      <wps:cNvCnPr>
-                        <a:cxnSpLocks noChangeShapeType="1"/>
-                      </wps:cNvCnPr>
-                      <wps:spPr bwMode="auto">
-                        <a:xfrm>
-                          <a:off x="2518" y="1726"/>
-                          <a:ext cx="8132" cy="0"/>
-                        </a:xfrm>
-                        <a:prstGeom prst="line">
-                          <a:avLst/>
-                        </a:prstGeom>
-                        <a:noFill/>
-                        <a:ln w="38100" cmpd="sng">
-                          <a:solidFill>
-                            <a:srgbClr val="000000"/>
-                          </a:solidFill>
-                          <a:prstDash val="solid"/>
-                          <a:round/>
-                        </a:ln>
-                      </wps:spPr>
-                      <wps:bodyPr/>
-                    </wps:wsp>
-                  </wpg:wgp>
+                        <a:prstDash val="solid"/>
+                        <a:round/>
+                      </a:ln>
+                    </wps:spPr>
+                    <wps:bodyPr/>
+                  </wps:wsp>
                 </a:graphicData>
               </a:graphic>
-              <wp14:sizeRelH relativeFrom="page">
+              <wp14:sizeRelH relativeFrom="margin">
                 <wp14:pctWidth>0</wp14:pctWidth>
               </wp14:sizeRelH>
               <wp14:sizeRelV relativeFrom="page">
@@ -920,172 +854,19 @@
         </mc:Choice>
         <mc:Fallback>
           <w:pict>
-            <v:group w14:anchorId="500EF4B1" id="Group 1" o:spid="_x0000_s1026" style="position:absolute;margin-left:94.5pt;margin-top:-3.25pt;width:462.5pt;height:90.3pt;z-index:-251658240;mso-position-horizontal-relative:page" coordorigin="2331,294" coordsize="8452,2195" o:gfxdata="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">
-              <v:shapetype id="_x0000_t202" coordsize="21600,21600" o:spt="202" path="m,l,21600r21600,l21600,xe">
-                <v:stroke joinstyle="miter"/>
-                <v:path gradientshapeok="t" o:connecttype="rect"/>
-              </v:shapetype>
-              <v:shape id="Text Box 4" o:spid="_x0000_s1027" type="#_x0000_t202" style="position:absolute;left:2331;top:294;width:8452;height:2195;visibility:visible;mso-wrap-style:square;v-text-anchor:top" o:gfxdata="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" stroked="f">
-                <v:textbox>
-                  <w:txbxContent>
-                    <w:p>
-                      <w:pPr>
-                        <w:pStyle w:val="Heading5"/>
-                        <w:tabs>
-                          <w:tab w:val="left" w:pos="567"/>
-                        </w:tabs>
-                        <w:spacing w:before="0" w:after="0"/>
-                        <w:jc w:val="center"/>
-                        <w:rPr>
-                          <w:rFonts w:ascii="Arial" w:hAnsi="Arial" w:cs="Arial"/>
-                          <w:b/>
-                          <w:bCs/>
-                          <w:color w:val="auto"/>
-                          <w:sz w:val="36"/>
-                          <w:szCs w:val="36"/>
-                        </w:rPr>
-                      </w:pPr>
-                      <w:r>
-                        <w:rPr>
-                          <w:rFonts w:ascii="Arial" w:hAnsi="Arial" w:cs="Arial"/>
-                          <w:b/>
-                          <w:bCs/>
-                          <w:color w:val="auto"/>
-                          <w:sz w:val="36"/>
-                          <w:szCs w:val="36"/>
-                        </w:rPr>
-                        <w:t>KEMENTERIAN PEKERJAAN UMUM</w:t>
-                      </w:r>
-                    </w:p>
-                    <w:p>
-                      <w:pPr>
-                        <w:pStyle w:val="Heading5"/>
-                        <w:spacing w:before="0" w:after="0"/>
-                        <w:jc w:val="center"/>
-                        <w:rPr>
-                          <w:rFonts w:ascii="Arial" w:hAnsi="Arial" w:cs="Arial"/>
-                          <w:b/>
-                          <w:bCs/>
-                          <w:color w:val="auto"/>
-                        </w:rPr>
-                      </w:pPr>
-                      <w:r>
-                        <w:rPr>
-                          <w:rFonts w:ascii="Arial" w:hAnsi="Arial" w:cs="Arial"/>
-                          <w:b/>
-                          <w:bCs/>
-                          <w:color w:val="auto"/>
-                        </w:rPr>
-                        <w:t>DIREKTORAT   JENDERAL   BINA   KONSTRUKSI</w:t>
-                      </w:r>
-                    </w:p>
-                    <w:p>
-                      <w:pPr>
-                        <w:pStyle w:val="Heading3"/>
-                        <w:spacing w:before="0" w:after="0"/>
-                        <w:jc w:val="center"/>
-                        <w:rPr>
-                          <w:rFonts w:ascii="Arial" w:hAnsi="Arial" w:cs="Arial"/>
-                          <w:b/>
-                          <w:bCs/>
-                          <w:color w:val="auto"/>
-                          <w:sz w:val="20"/>
-                          <w:szCs w:val="20"/>
-                        </w:rPr>
-                      </w:pPr>
-                      <w:r>
-                        <w:rPr>
-                          <w:rFonts w:ascii="Arial" w:hAnsi="Arial" w:cs="Arial"/>
-                          <w:b/>
-                          <w:bCs/>
-                          <w:color w:val="auto"/>
-                          <w:sz w:val="20"/>
-                          <w:szCs w:val="20"/>
-                        </w:rPr>
-                        <w:t>BALAI PELAKSANA PEMILIHAN JASA KONSTRUKSI WILAYAH KALIMANTAN SELATAN</w:t>
-                      </w:r>
-                    </w:p>
-                    <w:p>
-                      <w:pPr>
-                        <w:ind w:left="426"/>
-                        <w:jc w:val="both"/>
-                        <w:rPr>
-                          <w:rFonts w:ascii="Arial" w:hAnsi="Arial" w:cs="Arial"/>
-                          <w:b/>
-                          <w:sz w:val="26"/>
-                          <w:lang w:val="fi-FI"/>
-                        </w:rPr>
-                      </w:pPr>
-                      <w:r>
-                        <w:rPr>
-                          <w:rFonts w:ascii="Arial" w:hAnsi="Arial" w:cs="Arial"/>
-                          <w:sz w:val="14"/>
-                          <w:szCs w:val="14"/>
-                        </w:rPr>
-                        <w:t>Alamat: Jl. Yos Sudarso No. 37A Lt.2, Banjarmasin 70119 Telp.0511-6723416 email:bppjk.kalsel@gmail.co</w:t>
-                      </w:r>
-                      <w:r>
-                        <w:rPr>
-                          <w:rFonts w:ascii="Arial" w:hAnsi="Arial" w:cs="Arial"/>
-                          <w:sz w:val="14"/>
-                          <w:szCs w:val="14"/>
-                        </w:rPr>
-                        <w:t>m/</w:t>
-                      </w:r>
-                      <w:r>
-                        <w:rPr>
-                          <w:rFonts w:ascii="Arial" w:hAnsi="Arial" w:cs="Arial"/>
-                          <w:sz w:val="14"/>
-                          <w:szCs w:val="14"/>
-                        </w:rPr>
-                        <w:t>bp2jk.kalsel@pu.go.id</w:t>
-                      </w:r>
-                      <w:r>
-                        <w:rPr>
-                          <w:rFonts w:ascii="Arial" w:hAnsi="Arial" w:cs="Arial"/>
-                          <w:b/>
-                          <w:sz w:val="26"/>
-                          <w:lang w:val="fi-FI"/>
-                        </w:rPr>
-                        <w:t xml:space="preserve"> </w:t>
-                      </w:r>
-                    </w:p>
-                    <w:p>
-                      <w:pPr>
-                        <w:ind w:left="426"/>
-                        <w:jc w:val="both"/>
-                        <w:rPr>
-                          <w:rFonts w:ascii="Arial" w:hAnsi="Arial" w:cs="Arial"/>
-                          <w:sz w:val="26"/>
-                          <w:lang w:val="fi-FI"/>
-                        </w:rPr>
-                      </w:pPr>
-                    </w:p>
-                  </w:txbxContent>
-                </v:textbox>
-              </v:shape>
-              <v:line id="Line 5" o:spid="_x0000_s1028" style="position:absolute;visibility:visible;mso-wrap-style:square" from="2518,1726" to="10650,1726" o:connectortype="straight" o:gfxdata="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" strokeweight="3pt"/>
-              <w10:wrap anchorx="page"/>
-            </v:group>
+            <v:line w14:anchorId="57E46854" id="Straight Connector 2099710555" o:spid="_x0000_s1026" style="position:absolute;z-index:-251657216;visibility:visible;mso-wrap-style:square;mso-width-percent:0;mso-height-percent:0;mso-wrap-distance-left:9pt;mso-wrap-distance-top:0;mso-wrap-distance-right:9pt;mso-wrap-distance-bottom:0;mso-position-horizontal:absolute;mso-position-horizontal-relative:text;mso-position-vertical:absolute;mso-position-vertical-relative:text;mso-width-percent:0;mso-height-percent:0;mso-width-relative:margin;mso-height-relative:page" from="32.15pt,10.9pt" to="453.25pt,10.9pt" o:gfxdata="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" strokeweight="1.5pt"/>
           </w:pict>
         </mc:Fallback>
       </mc:AlternateContent>
     </w:r>
-  </w:p>
-  <w:p>
-    <w:pPr>
-      <w:pStyle w:val="Header"/>
-    </w:pPr>
-  </w:p>
-  <w:p>
-    <w:pPr>
-      <w:pStyle w:val="Header"/>
-    </w:pPr>
-  </w:p>
-  <w:p>
-    <w:pPr>
-      <w:pStyle w:val="Header"/>
-    </w:pPr>
+    <w:r>
+      <w:rPr>
+        <w:rFonts w:ascii="Arial" w:hAnsi="Arial" w:cs="Arial"/>
+        <w:sz w:val="15"/>
+        <w:szCs w:val="15"/>
+      </w:rPr>
+      <w:t>Jl. Yos Sudarso No. 37A Lt.2, Banjarmasin 70119 Telepon (0511) 6723416 Surel bp2jk.kalsel@pu.go.id</w:t>
+    </w:r>
   </w:p>
   <w:p>
     <w:pPr>
@@ -2404,10 +2185,27 @@
 </file>
 
 <file path=customXml/item1.xml><?xml version="1.0" encoding="utf-8"?>
-<b:Sources xmlns:b="http://schemas.openxmlformats.org/officeDocument/2006/bibliography" xmlns="http://schemas.openxmlformats.org/officeDocument/2006/bibliography" SelectedStyle="\APASixthEditionOfficeOnline.xsl" StyleName="APA" Version="6"/>
+<p:properties xmlns:p="http://schemas.microsoft.com/office/2006/metadata/properties" xmlns:xsi="http://www.w3.org/2001/XMLSchema-instance" xmlns:pc="http://schemas.microsoft.com/office/infopath/2007/PartnerControls">
+  <documentManagement>
+    <lcf76f155ced4ddcb4097134ff3c332f xmlns="87f1a149-5420-40c2-b2e8-d8d0877ebc85">
+      <Terms xmlns="http://schemas.microsoft.com/office/infopath/2007/PartnerControls"/>
+    </lcf76f155ced4ddcb4097134ff3c332f>
+    <TaxCatchAll xmlns="23b7ebbb-480e-4d36-8f38-fd0ac82dae9c" xsi:nil="true"/>
+    <PIC xmlns="87f1a149-5420-40c2-b2e8-d8d0877ebc85" xsi:nil="true"/>
+  </documentManagement>
+</p:properties>
 </file>
 
 <file path=customXml/item2.xml><?xml version="1.0" encoding="utf-8"?>
+<?mso-contentType ?>
+<FormTemplates xmlns="http://schemas.microsoft.com/sharepoint/v3/contenttype/forms">
+  <Display>DocumentLibraryForm</Display>
+  <Edit>DocumentLibraryForm</Edit>
+  <New>DocumentLibraryForm</New>
+</FormTemplates>
+</file>
+
+<file path=customXml/item3.xml><?xml version="1.0" encoding="utf-8"?>
 <ct:contentTypeSchema xmlns:ct="http://schemas.microsoft.com/office/2006/metadata/contentType" xmlns:ma="http://schemas.microsoft.com/office/2006/metadata/properties/metaAttributes" ct:_="" ma:_="" ma:contentTypeName="Dokumen" ma:contentTypeID="0x010100AEF28E0A17E4AE4FA5DD6A9AABB5DBC8" ma:contentTypeVersion="16" ma:contentTypeDescription="Buat sebuah dokumen baru." ma:contentTypeScope="" ma:versionID="8f92a5ee0dccb74c81ec23f8d53cbb5b">
   <xsd:schema xmlns:xsd="http://www.w3.org/2001/XMLSchema" xmlns:xs="http://www.w3.org/2001/XMLSchema" xmlns:p="http://schemas.microsoft.com/office/2006/metadata/properties" xmlns:ns2="87f1a149-5420-40c2-b2e8-d8d0877ebc85" xmlns:ns3="23b7ebbb-480e-4d36-8f38-fd0ac82dae9c" targetNamespace="http://schemas.microsoft.com/office/2006/metadata/properties" ma:root="true" ma:fieldsID="29d045cbe0d867b6b92beb911301d794" ns2:_="" ns3:_="">
     <xsd:import namespace="87f1a149-5420-40c2-b2e8-d8d0877ebc85"/>
@@ -2650,36 +2448,30 @@
 </ct:contentTypeSchema>
 </file>
 
-<file path=customXml/item3.xml><?xml version="1.0" encoding="utf-8"?>
-<?mso-contentType ?>
-<FormTemplates xmlns="http://schemas.microsoft.com/sharepoint/v3/contenttype/forms">
-  <Display>DocumentLibraryForm</Display>
-  <Edit>DocumentLibraryForm</Edit>
-  <New>DocumentLibraryForm</New>
-</FormTemplates>
-</file>
-
 <file path=customXml/item4.xml><?xml version="1.0" encoding="utf-8"?>
-<p:properties xmlns:p="http://schemas.microsoft.com/office/2006/metadata/properties" xmlns:xsi="http://www.w3.org/2001/XMLSchema-instance" xmlns:pc="http://schemas.microsoft.com/office/infopath/2007/PartnerControls">
-  <documentManagement>
-    <lcf76f155ced4ddcb4097134ff3c332f xmlns="87f1a149-5420-40c2-b2e8-d8d0877ebc85">
-      <Terms xmlns="http://schemas.microsoft.com/office/infopath/2007/PartnerControls"/>
-    </lcf76f155ced4ddcb4097134ff3c332f>
-    <TaxCatchAll xmlns="23b7ebbb-480e-4d36-8f38-fd0ac82dae9c" xsi:nil="true"/>
-    <PIC xmlns="87f1a149-5420-40c2-b2e8-d8d0877ebc85" xsi:nil="true"/>
-  </documentManagement>
-</p:properties>
+<b:Sources xmlns:b="http://schemas.openxmlformats.org/officeDocument/2006/bibliography" xmlns="http://schemas.openxmlformats.org/officeDocument/2006/bibliography" SelectedStyle="\APASixthEditionOfficeOnline.xsl" StyleName="APA" Version="6"/>
 </file>
 
 <file path=customXml/itemProps1.xml><?xml version="1.0" encoding="utf-8"?>
-<ds:datastoreItem xmlns:ds="http://schemas.openxmlformats.org/officeDocument/2006/customXml" ds:itemID="{BB4C50BF-4EC3-48B2-AD4A-6BE669C87D70}">
+<ds:datastoreItem xmlns:ds="http://schemas.openxmlformats.org/officeDocument/2006/customXml" ds:itemID="{9C8A2CAF-7D91-4BB2-9ADE-7D1ED5B07476}">
   <ds:schemaRefs>
-    <ds:schemaRef ds:uri="http://schemas.openxmlformats.org/officeDocument/2006/bibliography"/>
+    <ds:schemaRef ds:uri="http://schemas.microsoft.com/office/2006/metadata/properties"/>
+    <ds:schemaRef ds:uri="http://schemas.microsoft.com/office/infopath/2007/PartnerControls"/>
+    <ds:schemaRef ds:uri="87f1a149-5420-40c2-b2e8-d8d0877ebc85"/>
+    <ds:schemaRef ds:uri="23b7ebbb-480e-4d36-8f38-fd0ac82dae9c"/>
   </ds:schemaRefs>
 </ds:datastoreItem>
 </file>
 
 <file path=customXml/itemProps2.xml><?xml version="1.0" encoding="utf-8"?>
+<ds:datastoreItem xmlns:ds="http://schemas.openxmlformats.org/officeDocument/2006/customXml" ds:itemID="{F5F8199D-B06F-435B-B06C-777A8653415A}">
+  <ds:schemaRefs>
+    <ds:schemaRef ds:uri="http://schemas.microsoft.com/sharepoint/v3/contenttype/forms"/>
+  </ds:schemaRefs>
+</ds:datastoreItem>
+</file>
+
+<file path=customXml/itemProps3.xml><?xml version="1.0" encoding="utf-8"?>
 <ds:datastoreItem xmlns:ds="http://schemas.openxmlformats.org/officeDocument/2006/customXml" ds:itemID="{7B248456-8C3B-457B-B93E-0E1EF16B8A65}">
   <ds:schemaRefs>
     <ds:schemaRef ds:uri="http://schemas.microsoft.com/office/2006/metadata/contentType"/>
@@ -2698,21 +2490,10 @@
 </ds:datastoreItem>
 </file>
 
-<file path=customXml/itemProps3.xml><?xml version="1.0" encoding="utf-8"?>
-<ds:datastoreItem xmlns:ds="http://schemas.openxmlformats.org/officeDocument/2006/customXml" ds:itemID="{F5F8199D-B06F-435B-B06C-777A8653415A}">
+<file path=customXml/itemProps4.xml><?xml version="1.0" encoding="utf-8"?>
+<ds:datastoreItem xmlns:ds="http://schemas.openxmlformats.org/officeDocument/2006/customXml" ds:itemID="{BB4C50BF-4EC3-48B2-AD4A-6BE669C87D70}">
   <ds:schemaRefs>
-    <ds:schemaRef ds:uri="http://schemas.microsoft.com/sharepoint/v3/contenttype/forms"/>
-  </ds:schemaRefs>
-</ds:datastoreItem>
-</file>
-
-<file path=customXml/itemProps4.xml><?xml version="1.0" encoding="utf-8"?>
-<ds:datastoreItem xmlns:ds="http://schemas.openxmlformats.org/officeDocument/2006/customXml" ds:itemID="{9C8A2CAF-7D91-4BB2-9ADE-7D1ED5B07476}">
-  <ds:schemaRefs>
-    <ds:schemaRef ds:uri="http://schemas.microsoft.com/office/2006/metadata/properties"/>
-    <ds:schemaRef ds:uri="http://schemas.microsoft.com/office/infopath/2007/PartnerControls"/>
-    <ds:schemaRef ds:uri="87f1a149-5420-40c2-b2e8-d8d0877ebc85"/>
-    <ds:schemaRef ds:uri="23b7ebbb-480e-4d36-8f38-fd0ac82dae9c"/>
+    <ds:schemaRef ds:uri="http://schemas.openxmlformats.org/officeDocument/2006/bibliography"/>
   </ds:schemaRefs>
 </ds:datastoreItem>
 </file>
--- a/Master Folder/Master BA Timlak Konsultan/06. Catatan Pemeriksaan BA Hasil Reviu Dokumen Pemilihan.docx
+++ b/Master Folder/Master BA Timlak Konsultan/06. Catatan Pemeriksaan BA Hasil Reviu Dokumen Pemilihan.docx
@@ -440,40 +440,6 @@
         </w:tc>
       </w:tr>
     </w:tbl>
-    <w:p>
-      <w:pPr>
-        <w:spacing w:line="276" w:lineRule="auto"/>
-        <w:jc w:val="center"/>
-        <w:rPr>
-          <w:rFonts w:ascii="Arial" w:eastAsia="Basic" w:hAnsi="Arial" w:cs="Arial"/>
-          <w:b/>
-          <w:sz w:val="22"/>
-          <w:szCs w:val="22"/>
-        </w:rPr>
-      </w:pPr>
-    </w:p>
-    <w:p>
-      <w:pPr>
-        <w:spacing w:line="276" w:lineRule="auto"/>
-        <w:jc w:val="center"/>
-        <w:rPr>
-          <w:rFonts w:ascii="Arial" w:eastAsia="Basic" w:hAnsi="Arial" w:cs="Arial"/>
-          <w:b/>
-          <w:sz w:val="22"/>
-          <w:szCs w:val="22"/>
-        </w:rPr>
-      </w:pPr>
-    </w:p>
-    <w:p>
-      <w:pPr>
-        <w:spacing w:line="276" w:lineRule="auto"/>
-        <w:jc w:val="center"/>
-        <w:rPr>
-          <w:rFonts w:ascii="Arial" w:eastAsia="Basic" w:hAnsi="Arial" w:cs="Arial"/>
-          <w:b/>
-        </w:rPr>
-      </w:pPr>
-    </w:p>
     <w:p>
       <w:pPr>
         <w:spacing w:line="276" w:lineRule="auto"/>
@@ -2197,12 +2163,7 @@
 </file>
 
 <file path=customXml/item2.xml><?xml version="1.0" encoding="utf-8"?>
-<?mso-contentType ?>
-<FormTemplates xmlns="http://schemas.microsoft.com/sharepoint/v3/contenttype/forms">
-  <Display>DocumentLibraryForm</Display>
-  <Edit>DocumentLibraryForm</Edit>
-  <New>DocumentLibraryForm</New>
-</FormTemplates>
+<b:Sources xmlns:b="http://schemas.openxmlformats.org/officeDocument/2006/bibliography" xmlns="http://schemas.openxmlformats.org/officeDocument/2006/bibliography" SelectedStyle="\APASixthEditionOfficeOnline.xsl" StyleName="APA" Version="6"/>
 </file>
 
 <file path=customXml/item3.xml><?xml version="1.0" encoding="utf-8"?>
@@ -2449,7 +2410,12 @@
 </file>
 
 <file path=customXml/item4.xml><?xml version="1.0" encoding="utf-8"?>
-<b:Sources xmlns:b="http://schemas.openxmlformats.org/officeDocument/2006/bibliography" xmlns="http://schemas.openxmlformats.org/officeDocument/2006/bibliography" SelectedStyle="\APASixthEditionOfficeOnline.xsl" StyleName="APA" Version="6"/>
+<?mso-contentType ?>
+<FormTemplates xmlns="http://schemas.microsoft.com/sharepoint/v3/contenttype/forms">
+  <Display>DocumentLibraryForm</Display>
+  <Edit>DocumentLibraryForm</Edit>
+  <New>DocumentLibraryForm</New>
+</FormTemplates>
 </file>
 
 <file path=customXml/itemProps1.xml><?xml version="1.0" encoding="utf-8"?>
@@ -2464,9 +2430,9 @@
 </file>
 
 <file path=customXml/itemProps2.xml><?xml version="1.0" encoding="utf-8"?>
-<ds:datastoreItem xmlns:ds="http://schemas.openxmlformats.org/officeDocument/2006/customXml" ds:itemID="{F5F8199D-B06F-435B-B06C-777A8653415A}">
+<ds:datastoreItem xmlns:ds="http://schemas.openxmlformats.org/officeDocument/2006/customXml" ds:itemID="{BB4C50BF-4EC3-48B2-AD4A-6BE669C87D70}">
   <ds:schemaRefs>
-    <ds:schemaRef ds:uri="http://schemas.microsoft.com/sharepoint/v3/contenttype/forms"/>
+    <ds:schemaRef ds:uri="http://schemas.openxmlformats.org/officeDocument/2006/bibliography"/>
   </ds:schemaRefs>
 </ds:datastoreItem>
 </file>
@@ -2491,9 +2457,9 @@
 </file>
 
 <file path=customXml/itemProps4.xml><?xml version="1.0" encoding="utf-8"?>
-<ds:datastoreItem xmlns:ds="http://schemas.openxmlformats.org/officeDocument/2006/customXml" ds:itemID="{BB4C50BF-4EC3-48B2-AD4A-6BE669C87D70}">
+<ds:datastoreItem xmlns:ds="http://schemas.openxmlformats.org/officeDocument/2006/customXml" ds:itemID="{F5F8199D-B06F-435B-B06C-777A8653415A}">
   <ds:schemaRefs>
-    <ds:schemaRef ds:uri="http://schemas.openxmlformats.org/officeDocument/2006/bibliography"/>
+    <ds:schemaRef ds:uri="http://schemas.microsoft.com/sharepoint/v3/contenttype/forms"/>
   </ds:schemaRefs>
 </ds:datastoreItem>
 </file>
--- a/Master Folder/Master BA Timlak Konsultan/06. Catatan Pemeriksaan BA Hasil Reviu Dokumen Pemilihan.docx
+++ b/Master Folder/Master BA Timlak Konsultan/06. Catatan Pemeriksaan BA Hasil Reviu Dokumen Pemilihan.docx
@@ -111,10 +111,10 @@
         <w:jc w:val="center"/>
         <w:rPr>
           <w:rFonts w:ascii="Arial" w:eastAsia="Basic" w:hAnsi="Arial" w:cs="Arial"/>
-          <w:b/>
+          <w:bCs/>
           <w:sz w:val="22"/>
           <w:szCs w:val="22"/>
-          <w:lang w:val="sv-SE"/>
+          <w:lang w:val="en-US"/>
         </w:rPr>
       </w:pPr>
       <w:r>
@@ -131,19 +131,34 @@
           <w:bCs/>
           <w:sz w:val="22"/>
           <w:szCs w:val="22"/>
+          <w:lang w:val="en-US"/>
         </w:rPr>
-        <w:t>{nomor_timlak_06}</w:t>
+        <w:t>{kode_klasifikasi}</w:t>
+      </w:r>
+      <w:r>
+        <w:rPr>
+          <w:rFonts w:ascii="Arial" w:eastAsia="Basic" w:hAnsi="Arial" w:cs="Arial"/>
+          <w:bCs/>
+          <w:sz w:val="22"/>
+          <w:szCs w:val="22"/>
+        </w:rPr>
+        <w:t>/R/Bp2jk17/2026/</w:t>
+      </w:r>
+      <w:r>
+        <w:rPr>
+          <w:rFonts w:ascii="Arial" w:eastAsia="Basic" w:hAnsi="Arial" w:cs="Arial"/>
+          <w:bCs/>
+          <w:sz w:val="22"/>
+          <w:szCs w:val="22"/>
+          <w:lang w:val="en-US"/>
+        </w:rPr>
+        <w:t>{nomor_surat_2}</w:t>
       </w:r>
     </w:p>
     <w:p>
       <w:pPr>
-        <w:pStyle w:val="Title"/>
-        <w:spacing w:after="0" w:line="276" w:lineRule="auto"/>
-        <w:jc w:val="center"/>
         <w:rPr>
-          <w:rFonts w:ascii="Arial" w:eastAsia="Basic" w:hAnsi="Arial" w:cs="Arial"/>
-          <w:sz w:val="22"/>
-          <w:szCs w:val="22"/>
+          <w:rFonts w:eastAsia="Basic"/>
           <w:highlight w:val="yellow"/>
         </w:rPr>
       </w:pPr>
@@ -175,7 +190,26 @@
           <w:sz w:val="22"/>
           <w:szCs w:val="22"/>
         </w:rPr>
-        <w:t>{tanggal_timlak_06}</w:t>
+        <w:t>{tanggal_</w:t>
+      </w:r>
+      <w:r>
+        <w:rPr>
+          <w:rFonts w:ascii="Arial" w:eastAsia="Basic" w:hAnsi="Arial" w:cs="Arial"/>
+          <w:bCs/>
+          <w:sz w:val="22"/>
+          <w:szCs w:val="22"/>
+          <w:lang w:val="en-US"/>
+        </w:rPr>
+        <w:t>reviu</w:t>
+      </w:r>
+      <w:r>
+        <w:rPr>
+          <w:rFonts w:ascii="Arial" w:eastAsia="Basic" w:hAnsi="Arial" w:cs="Arial"/>
+          <w:bCs/>
+          <w:sz w:val="22"/>
+          <w:szCs w:val="22"/>
+        </w:rPr>
+        <w:t>}</w:t>
       </w:r>
     </w:p>
     <w:p>
@@ -325,7 +359,26 @@
                 <w:sz w:val="22"/>
                 <w:szCs w:val="22"/>
               </w:rPr>
-              <w:t>{tanggal_timlak_06}</w:t>
+              <w:t>{tanggal_</w:t>
+            </w:r>
+            <w:r>
+              <w:rPr>
+                <w:rFonts w:ascii="Arial" w:eastAsia="Basic" w:hAnsi="Arial" w:cs="Arial"/>
+                <w:bCs/>
+                <w:sz w:val="22"/>
+                <w:szCs w:val="22"/>
+                <w:lang w:val="en-US"/>
+              </w:rPr>
+              <w:t>reviu</w:t>
+            </w:r>
+            <w:r>
+              <w:rPr>
+                <w:rFonts w:ascii="Arial" w:eastAsia="Basic" w:hAnsi="Arial" w:cs="Arial"/>
+                <w:bCs/>
+                <w:sz w:val="22"/>
+                <w:szCs w:val="22"/>
+              </w:rPr>
+              <w:t>}</w:t>
             </w:r>
           </w:p>
         </w:tc>
@@ -2151,6 +2204,10 @@
 </file>
 
 <file path=customXml/item1.xml><?xml version="1.0" encoding="utf-8"?>
+<b:Sources xmlns:b="http://schemas.openxmlformats.org/officeDocument/2006/bibliography" xmlns="http://schemas.openxmlformats.org/officeDocument/2006/bibliography" SelectedStyle="\APASixthEditionOfficeOnline.xsl" StyleName="APA" Version="6"/>
+</file>
+
+<file path=customXml/item2.xml><?xml version="1.0" encoding="utf-8"?>
 <p:properties xmlns:p="http://schemas.microsoft.com/office/2006/metadata/properties" xmlns:xsi="http://www.w3.org/2001/XMLSchema-instance" xmlns:pc="http://schemas.microsoft.com/office/infopath/2007/PartnerControls">
   <documentManagement>
     <lcf76f155ced4ddcb4097134ff3c332f xmlns="87f1a149-5420-40c2-b2e8-d8d0877ebc85">
@@ -2162,11 +2219,16 @@
 </p:properties>
 </file>
 
-<file path=customXml/item2.xml><?xml version="1.0" encoding="utf-8"?>
-<b:Sources xmlns:b="http://schemas.openxmlformats.org/officeDocument/2006/bibliography" xmlns="http://schemas.openxmlformats.org/officeDocument/2006/bibliography" SelectedStyle="\APASixthEditionOfficeOnline.xsl" StyleName="APA" Version="6"/>
+<file path=customXml/item3.xml><?xml version="1.0" encoding="utf-8"?>
+<?mso-contentType ?>
+<FormTemplates xmlns="http://schemas.microsoft.com/sharepoint/v3/contenttype/forms">
+  <Display>DocumentLibraryForm</Display>
+  <Edit>DocumentLibraryForm</Edit>
+  <New>DocumentLibraryForm</New>
+</FormTemplates>
 </file>
 
-<file path=customXml/item3.xml><?xml version="1.0" encoding="utf-8"?>
+<file path=customXml/item4.xml><?xml version="1.0" encoding="utf-8"?>
 <ct:contentTypeSchema xmlns:ct="http://schemas.microsoft.com/office/2006/metadata/contentType" xmlns:ma="http://schemas.microsoft.com/office/2006/metadata/properties/metaAttributes" ct:_="" ma:_="" ma:contentTypeName="Dokumen" ma:contentTypeID="0x010100AEF28E0A17E4AE4FA5DD6A9AABB5DBC8" ma:contentTypeVersion="16" ma:contentTypeDescription="Buat sebuah dokumen baru." ma:contentTypeScope="" ma:versionID="8f92a5ee0dccb74c81ec23f8d53cbb5b">
   <xsd:schema xmlns:xsd="http://www.w3.org/2001/XMLSchema" xmlns:xs="http://www.w3.org/2001/XMLSchema" xmlns:p="http://schemas.microsoft.com/office/2006/metadata/properties" xmlns:ns2="87f1a149-5420-40c2-b2e8-d8d0877ebc85" xmlns:ns3="23b7ebbb-480e-4d36-8f38-fd0ac82dae9c" targetNamespace="http://schemas.microsoft.com/office/2006/metadata/properties" ma:root="true" ma:fieldsID="29d045cbe0d867b6b92beb911301d794" ns2:_="" ns3:_="">
     <xsd:import namespace="87f1a149-5420-40c2-b2e8-d8d0877ebc85"/>
@@ -2409,16 +2471,15 @@
 </ct:contentTypeSchema>
 </file>
 
-<file path=customXml/item4.xml><?xml version="1.0" encoding="utf-8"?>
-<?mso-contentType ?>
-<FormTemplates xmlns="http://schemas.microsoft.com/sharepoint/v3/contenttype/forms">
-  <Display>DocumentLibraryForm</Display>
-  <Edit>DocumentLibraryForm</Edit>
-  <New>DocumentLibraryForm</New>
-</FormTemplates>
+<file path=customXml/itemProps1.xml><?xml version="1.0" encoding="utf-8"?>
+<ds:datastoreItem xmlns:ds="http://schemas.openxmlformats.org/officeDocument/2006/customXml" ds:itemID="{BB4C50BF-4EC3-48B2-AD4A-6BE669C87D70}">
+  <ds:schemaRefs>
+    <ds:schemaRef ds:uri="http://schemas.openxmlformats.org/officeDocument/2006/bibliography"/>
+  </ds:schemaRefs>
+</ds:datastoreItem>
 </file>
 
-<file path=customXml/itemProps1.xml><?xml version="1.0" encoding="utf-8"?>
+<file path=customXml/itemProps2.xml><?xml version="1.0" encoding="utf-8"?>
 <ds:datastoreItem xmlns:ds="http://schemas.openxmlformats.org/officeDocument/2006/customXml" ds:itemID="{9C8A2CAF-7D91-4BB2-9ADE-7D1ED5B07476}">
   <ds:schemaRefs>
     <ds:schemaRef ds:uri="http://schemas.microsoft.com/office/2006/metadata/properties"/>
@@ -2429,15 +2490,15 @@
 </ds:datastoreItem>
 </file>
 
-<file path=customXml/itemProps2.xml><?xml version="1.0" encoding="utf-8"?>
-<ds:datastoreItem xmlns:ds="http://schemas.openxmlformats.org/officeDocument/2006/customXml" ds:itemID="{BB4C50BF-4EC3-48B2-AD4A-6BE669C87D70}">
+<file path=customXml/itemProps3.xml><?xml version="1.0" encoding="utf-8"?>
+<ds:datastoreItem xmlns:ds="http://schemas.openxmlformats.org/officeDocument/2006/customXml" ds:itemID="{F5F8199D-B06F-435B-B06C-777A8653415A}">
   <ds:schemaRefs>
-    <ds:schemaRef ds:uri="http://schemas.openxmlformats.org/officeDocument/2006/bibliography"/>
+    <ds:schemaRef ds:uri="http://schemas.microsoft.com/sharepoint/v3/contenttype/forms"/>
   </ds:schemaRefs>
 </ds:datastoreItem>
 </file>
 
-<file path=customXml/itemProps3.xml><?xml version="1.0" encoding="utf-8"?>
+<file path=customXml/itemProps4.xml><?xml version="1.0" encoding="utf-8"?>
 <ds:datastoreItem xmlns:ds="http://schemas.openxmlformats.org/officeDocument/2006/customXml" ds:itemID="{7B248456-8C3B-457B-B93E-0E1EF16B8A65}">
   <ds:schemaRefs>
     <ds:schemaRef ds:uri="http://schemas.microsoft.com/office/2006/metadata/contentType"/>
@@ -2454,12 +2515,4 @@
     <ds:schemaRef ds:uri="http://schemas.microsoft.com/internal/obd"/>
   </ds:schemaRefs>
 </ds:datastoreItem>
-</file>
-
-<file path=customXml/itemProps4.xml><?xml version="1.0" encoding="utf-8"?>
-<ds:datastoreItem xmlns:ds="http://schemas.openxmlformats.org/officeDocument/2006/customXml" ds:itemID="{F5F8199D-B06F-435B-B06C-777A8653415A}">
-  <ds:schemaRefs>
-    <ds:schemaRef ds:uri="http://schemas.microsoft.com/sharepoint/v3/contenttype/forms"/>
-  </ds:schemaRefs>
-</ds:datastoreItem>
 </file>
--- a/Master Folder/Master BA Timlak Konsultan/06. Catatan Pemeriksaan BA Hasil Reviu Dokumen Pemilihan.docx
+++ b/Master Folder/Master BA Timlak Konsultan/06. Catatan Pemeriksaan BA Hasil Reviu Dokumen Pemilihan.docx
@@ -1,6 +1,6 @@
 
 <file path=word/document.xml><?xml version="1.0" encoding="utf-8"?>
-<w:document xmlns:wpc="http://schemas.microsoft.com/office/word/2010/wordprocessingCanvas" xmlns:cx="http://schemas.microsoft.com/office/drawing/2014/chartex" xmlns:cx1="http://schemas.microsoft.com/office/drawing/2015/9/8/chartex" xmlns:cx2="http://schemas.microsoft.com/office/drawing/2015/10/21/chartex" xmlns:cx3="http://schemas.microsoft.com/office/drawing/2016/5/9/chartex" xmlns:cx4="http://schemas.microsoft.com/office/drawing/2016/5/10/chartex" xmlns:cx5="http://schemas.microsoft.com/office/drawing/2016/5/11/chartex" xmlns:cx6="http://schemas.microsoft.com/office/drawing/2016/5/12/chartex" xmlns:cx7="http://schemas.microsoft.com/office/drawing/2016/5/13/chartex" xmlns:cx8="http://schemas.microsoft.com/office/drawing/2016/5/14/chartex" xmlns:mc="http://schemas.openxmlformats.org/markup-compatibility/2006" xmlns:aink="http://schemas.microsoft.com/office/drawing/2016/ink" xmlns:am3d="http://schemas.microsoft.com/office/drawing/2017/model3d" xmlns:o="urn:schemas-microsoft-com:office:office" xmlns:r="http://schemas.openxmlformats.org/officeDocument/2006/relationships" xmlns:m="http://schemas.openxmlformats.org/officeDocument/2006/math" xmlns:v="urn:schemas-microsoft-com:vml" xmlns:wp14="http://schemas.microsoft.com/office/word/2010/wordprocessingDrawing" xmlns:wp="http://schemas.openxmlformats.org/drawingml/2006/wordprocessingDrawing" xmlns:w10="urn:schemas-microsoft-com:office:word" xmlns:w="http://schemas.openxmlformats.org/wordprocessingml/2006/main" xmlns:w14="http://schemas.microsoft.com/office/word/2010/wordml" xmlns:w15="http://schemas.microsoft.com/office/word/2012/wordml" xmlns:w16cex="http://schemas.microsoft.com/office/word/2018/wordml/cex" xmlns:w16cid="http://schemas.microsoft.com/office/word/2016/wordml/cid" xmlns:w16="http://schemas.microsoft.com/office/word/2018/wordml" xmlns:w16sdtdh="http://schemas.microsoft.com/office/word/2020/wordml/sdtdatahash" xmlns:w16se="http://schemas.microsoft.com/office/word/2015/wordml/symex" xmlns:wpg="http://schemas.microsoft.com/office/word/2010/wordprocessingGroup" xmlns:wpi="http://schemas.microsoft.com/office/word/2010/wordprocessingInk" xmlns:wne="http://schemas.microsoft.com/office/word/2006/wordml" xmlns:wps="http://schemas.microsoft.com/office/word/2010/wordprocessingShape" mc:Ignorable="w14 w15 w16se w16cid w16 w16cex w16sdtdh wp14">
+<w:document xmlns:wpc="http://schemas.microsoft.com/office/word/2010/wordprocessingCanvas" xmlns:cx="http://schemas.microsoft.com/office/drawing/2014/chartex" xmlns:cx1="http://schemas.microsoft.com/office/drawing/2015/9/8/chartex" xmlns:cx2="http://schemas.microsoft.com/office/drawing/2015/10/21/chartex" xmlns:cx3="http://schemas.microsoft.com/office/drawing/2016/5/9/chartex" xmlns:cx4="http://schemas.microsoft.com/office/drawing/2016/5/10/chartex" xmlns:cx5="http://schemas.microsoft.com/office/drawing/2016/5/11/chartex" xmlns:cx6="http://schemas.microsoft.com/office/drawing/2016/5/12/chartex" xmlns:cx7="http://schemas.microsoft.com/office/drawing/2016/5/13/chartex" xmlns:cx8="http://schemas.microsoft.com/office/drawing/2016/5/14/chartex" xmlns:mc="http://schemas.openxmlformats.org/markup-compatibility/2006" xmlns:aink="http://schemas.microsoft.com/office/drawing/2016/ink" xmlns:am3d="http://schemas.microsoft.com/office/drawing/2017/model3d" xmlns:o="urn:schemas-microsoft-com:office:office" xmlns:oel="http://schemas.microsoft.com/office/2019/extlst" xmlns:r="http://schemas.openxmlformats.org/officeDocument/2006/relationships" xmlns:m="http://schemas.openxmlformats.org/officeDocument/2006/math" xmlns:v="urn:schemas-microsoft-com:vml" xmlns:wp14="http://schemas.microsoft.com/office/word/2010/wordprocessingDrawing" xmlns:wp="http://schemas.openxmlformats.org/drawingml/2006/wordprocessingDrawing" xmlns:w10="urn:schemas-microsoft-com:office:word" xmlns:w="http://schemas.openxmlformats.org/wordprocessingml/2006/main" xmlns:w14="http://schemas.microsoft.com/office/word/2010/wordml" xmlns:w15="http://schemas.microsoft.com/office/word/2012/wordml" xmlns:w16cex="http://schemas.microsoft.com/office/word/2018/wordml/cex" xmlns:w16cid="http://schemas.microsoft.com/office/word/2016/wordml/cid" xmlns:w16="http://schemas.microsoft.com/office/word/2018/wordml" xmlns:w16du="http://schemas.microsoft.com/office/word/2023/wordml/word16du" xmlns:w16sdtdh="http://schemas.microsoft.com/office/word/2020/wordml/sdtdatahash" xmlns:w16sdtfl="http://schemas.microsoft.com/office/word/2024/wordml/sdtformatlock" xmlns:w16se="http://schemas.microsoft.com/office/word/2015/wordml/symex" xmlns:wpg="http://schemas.microsoft.com/office/word/2010/wordprocessingGroup" xmlns:wpi="http://schemas.microsoft.com/office/word/2010/wordprocessingInk" xmlns:wne="http://schemas.microsoft.com/office/word/2006/wordml" xmlns:wps="http://schemas.microsoft.com/office/word/2010/wordprocessingShape" mc:Ignorable="w14 w15 w16se w16cid w16 w16cex w16sdtdh w16sdtfl w16du wp14">
   <w:body>
     <w:p>
       <w:pPr>
@@ -543,8 +543,12 @@
       </w:pPr>
     </w:p>
     <w:sectPr>
-      <w:headerReference w:type="first" r:id="rId10"/>
-      <w:footerReference w:type="first" r:id="rId11"/>
+      <w:headerReference w:type="even" r:id="rId10"/>
+      <w:headerReference w:type="default" r:id="rId11"/>
+      <w:footerReference w:type="even" r:id="rId12"/>
+      <w:footerReference w:type="default" r:id="rId13"/>
+      <w:headerReference w:type="first" r:id="rId14"/>
+      <w:footerReference w:type="first" r:id="rId15"/>
       <w:pgSz w:w="11906" w:h="16838" w:code="9"/>
       <w:pgMar w:top="1134" w:right="1134" w:bottom="1418" w:left="1418" w:header="284" w:footer="284" w:gutter="0"/>
       <w:cols w:space="708"/>
@@ -556,7 +560,7 @@
 </file>
 
 <file path=word/endnotes.xml><?xml version="1.0" encoding="utf-8"?>
-<w:endnotes xmlns:wpc="http://schemas.microsoft.com/office/word/2010/wordprocessingCanvas" xmlns:cx="http://schemas.microsoft.com/office/drawing/2014/chartex" xmlns:cx1="http://schemas.microsoft.com/office/drawing/2015/9/8/chartex" xmlns:cx2="http://schemas.microsoft.com/office/drawing/2015/10/21/chartex" xmlns:cx3="http://schemas.microsoft.com/office/drawing/2016/5/9/chartex" xmlns:cx4="http://schemas.microsoft.com/office/drawing/2016/5/10/chartex" xmlns:cx5="http://schemas.microsoft.com/office/drawing/2016/5/11/chartex" xmlns:cx6="http://schemas.microsoft.com/office/drawing/2016/5/12/chartex" xmlns:cx7="http://schemas.microsoft.com/office/drawing/2016/5/13/chartex" xmlns:cx8="http://schemas.microsoft.com/office/drawing/2016/5/14/chartex" xmlns:mc="http://schemas.openxmlformats.org/markup-compatibility/2006" xmlns:aink="http://schemas.microsoft.com/office/drawing/2016/ink" xmlns:am3d="http://schemas.microsoft.com/office/drawing/2017/model3d" xmlns:o="urn:schemas-microsoft-com:office:office" xmlns:r="http://schemas.openxmlformats.org/officeDocument/2006/relationships" xmlns:m="http://schemas.openxmlformats.org/officeDocument/2006/math" xmlns:v="urn:schemas-microsoft-com:vml" xmlns:wp14="http://schemas.microsoft.com/office/word/2010/wordprocessingDrawing" xmlns:wp="http://schemas.openxmlformats.org/drawingml/2006/wordprocessingDrawing" xmlns:w10="urn:schemas-microsoft-com:office:word" xmlns:w="http://schemas.openxmlformats.org/wordprocessingml/2006/main" xmlns:w14="http://schemas.microsoft.com/office/word/2010/wordml" xmlns:w15="http://schemas.microsoft.com/office/word/2012/wordml" xmlns:w16cex="http://schemas.microsoft.com/office/word/2018/wordml/cex" xmlns:w16cid="http://schemas.microsoft.com/office/word/2016/wordml/cid" xmlns:w16="http://schemas.microsoft.com/office/word/2018/wordml" xmlns:w16sdtdh="http://schemas.microsoft.com/office/word/2020/wordml/sdtdatahash" xmlns:w16se="http://schemas.microsoft.com/office/word/2015/wordml/symex" xmlns:wpg="http://schemas.microsoft.com/office/word/2010/wordprocessingGroup" xmlns:wpi="http://schemas.microsoft.com/office/word/2010/wordprocessingInk" xmlns:wne="http://schemas.microsoft.com/office/word/2006/wordml" xmlns:wps="http://schemas.microsoft.com/office/word/2010/wordprocessingShape" mc:Ignorable="w14 w15 w16se w16cid w16 w16cex w16sdtdh wp14">
+<w:endnotes xmlns:wpc="http://schemas.microsoft.com/office/word/2010/wordprocessingCanvas" xmlns:cx="http://schemas.microsoft.com/office/drawing/2014/chartex" xmlns:cx1="http://schemas.microsoft.com/office/drawing/2015/9/8/chartex" xmlns:cx2="http://schemas.microsoft.com/office/drawing/2015/10/21/chartex" xmlns:cx3="http://schemas.microsoft.com/office/drawing/2016/5/9/chartex" xmlns:cx4="http://schemas.microsoft.com/office/drawing/2016/5/10/chartex" xmlns:cx5="http://schemas.microsoft.com/office/drawing/2016/5/11/chartex" xmlns:cx6="http://schemas.microsoft.com/office/drawing/2016/5/12/chartex" xmlns:cx7="http://schemas.microsoft.com/office/drawing/2016/5/13/chartex" xmlns:cx8="http://schemas.microsoft.com/office/drawing/2016/5/14/chartex" xmlns:mc="http://schemas.openxmlformats.org/markup-compatibility/2006" xmlns:aink="http://schemas.microsoft.com/office/drawing/2016/ink" xmlns:am3d="http://schemas.microsoft.com/office/drawing/2017/model3d" xmlns:o="urn:schemas-microsoft-com:office:office" xmlns:oel="http://schemas.microsoft.com/office/2019/extlst" xmlns:r="http://schemas.openxmlformats.org/officeDocument/2006/relationships" xmlns:m="http://schemas.openxmlformats.org/officeDocument/2006/math" xmlns:v="urn:schemas-microsoft-com:vml" xmlns:wp14="http://schemas.microsoft.com/office/word/2010/wordprocessingDrawing" xmlns:wp="http://schemas.openxmlformats.org/drawingml/2006/wordprocessingDrawing" xmlns:w10="urn:schemas-microsoft-com:office:word" xmlns:w="http://schemas.openxmlformats.org/wordprocessingml/2006/main" xmlns:w14="http://schemas.microsoft.com/office/word/2010/wordml" xmlns:w15="http://schemas.microsoft.com/office/word/2012/wordml" xmlns:w16cex="http://schemas.microsoft.com/office/word/2018/wordml/cex" xmlns:w16cid="http://schemas.microsoft.com/office/word/2016/wordml/cid" xmlns:w16="http://schemas.microsoft.com/office/word/2018/wordml" xmlns:w16du="http://schemas.microsoft.com/office/word/2023/wordml/word16du" xmlns:w16sdtdh="http://schemas.microsoft.com/office/word/2020/wordml/sdtdatahash" xmlns:w16sdtfl="http://schemas.microsoft.com/office/word/2024/wordml/sdtformatlock" xmlns:w16se="http://schemas.microsoft.com/office/word/2015/wordml/symex" xmlns:wpg="http://schemas.microsoft.com/office/word/2010/wordprocessingGroup" xmlns:wpi="http://schemas.microsoft.com/office/word/2010/wordprocessingInk" xmlns:wne="http://schemas.microsoft.com/office/word/2006/wordml" xmlns:wps="http://schemas.microsoft.com/office/word/2010/wordprocessingShape" mc:Ignorable="w14 w15 w16se w16cid w16 w16cex w16sdtdh w16sdtfl w16du wp14">
   <w:endnote w:type="separator" w:id="-1">
     <w:p>
       <w:r>
@@ -578,7 +582,27 @@
 </file>
 
 <file path=word/footer1.xml><?xml version="1.0" encoding="utf-8"?>
-<w:ftr xmlns:wpc="http://schemas.microsoft.com/office/word/2010/wordprocessingCanvas" xmlns:cx="http://schemas.microsoft.com/office/drawing/2014/chartex" xmlns:cx1="http://schemas.microsoft.com/office/drawing/2015/9/8/chartex" xmlns:cx2="http://schemas.microsoft.com/office/drawing/2015/10/21/chartex" xmlns:cx3="http://schemas.microsoft.com/office/drawing/2016/5/9/chartex" xmlns:cx4="http://schemas.microsoft.com/office/drawing/2016/5/10/chartex" xmlns:cx5="http://schemas.microsoft.com/office/drawing/2016/5/11/chartex" xmlns:cx6="http://schemas.microsoft.com/office/drawing/2016/5/12/chartex" xmlns:cx7="http://schemas.microsoft.com/office/drawing/2016/5/13/chartex" xmlns:cx8="http://schemas.microsoft.com/office/drawing/2016/5/14/chartex" xmlns:mc="http://schemas.openxmlformats.org/markup-compatibility/2006" xmlns:aink="http://schemas.microsoft.com/office/drawing/2016/ink" xmlns:am3d="http://schemas.microsoft.com/office/drawing/2017/model3d" xmlns:o="urn:schemas-microsoft-com:office:office" xmlns:r="http://schemas.openxmlformats.org/officeDocument/2006/relationships" xmlns:m="http://schemas.openxmlformats.org/officeDocument/2006/math" xmlns:v="urn:schemas-microsoft-com:vml" xmlns:wp14="http://schemas.microsoft.com/office/word/2010/wordprocessingDrawing" xmlns:wp="http://schemas.openxmlformats.org/drawingml/2006/wordprocessingDrawing" xmlns:w10="urn:schemas-microsoft-com:office:word" xmlns:w="http://schemas.openxmlformats.org/wordprocessingml/2006/main" xmlns:w14="http://schemas.microsoft.com/office/word/2010/wordml" xmlns:w15="http://schemas.microsoft.com/office/word/2012/wordml" xmlns:w16cex="http://schemas.microsoft.com/office/word/2018/wordml/cex" xmlns:w16cid="http://schemas.microsoft.com/office/word/2016/wordml/cid" xmlns:w16="http://schemas.microsoft.com/office/word/2018/wordml" xmlns:w16sdtdh="http://schemas.microsoft.com/office/word/2020/wordml/sdtdatahash" xmlns:w16se="http://schemas.microsoft.com/office/word/2015/wordml/symex" xmlns:wpg="http://schemas.microsoft.com/office/word/2010/wordprocessingGroup" xmlns:wpi="http://schemas.microsoft.com/office/word/2010/wordprocessingInk" xmlns:wne="http://schemas.microsoft.com/office/word/2006/wordml" xmlns:wps="http://schemas.microsoft.com/office/word/2010/wordprocessingShape" mc:Ignorable="w14 w15 w16se w16cid w16 w16cex w16sdtdh wp14">
+<w:ftr xmlns:wpc="http://schemas.microsoft.com/office/word/2010/wordprocessingCanvas" xmlns:cx="http://schemas.microsoft.com/office/drawing/2014/chartex" xmlns:cx1="http://schemas.microsoft.com/office/drawing/2015/9/8/chartex" xmlns:cx2="http://schemas.microsoft.com/office/drawing/2015/10/21/chartex" xmlns:cx3="http://schemas.microsoft.com/office/drawing/2016/5/9/chartex" xmlns:cx4="http://schemas.microsoft.com/office/drawing/2016/5/10/chartex" xmlns:cx5="http://schemas.microsoft.com/office/drawing/2016/5/11/chartex" xmlns:cx6="http://schemas.microsoft.com/office/drawing/2016/5/12/chartex" xmlns:cx7="http://schemas.microsoft.com/office/drawing/2016/5/13/chartex" xmlns:cx8="http://schemas.microsoft.com/office/drawing/2016/5/14/chartex" xmlns:mc="http://schemas.openxmlformats.org/markup-compatibility/2006" xmlns:aink="http://schemas.microsoft.com/office/drawing/2016/ink" xmlns:am3d="http://schemas.microsoft.com/office/drawing/2017/model3d" xmlns:o="urn:schemas-microsoft-com:office:office" xmlns:oel="http://schemas.microsoft.com/office/2019/extlst" xmlns:r="http://schemas.openxmlformats.org/officeDocument/2006/relationships" xmlns:m="http://schemas.openxmlformats.org/officeDocument/2006/math" xmlns:v="urn:schemas-microsoft-com:vml" xmlns:wp14="http://schemas.microsoft.com/office/word/2010/wordprocessingDrawing" xmlns:wp="http://schemas.openxmlformats.org/drawingml/2006/wordprocessingDrawing" xmlns:w10="urn:schemas-microsoft-com:office:word" xmlns:w="http://schemas.openxmlformats.org/wordprocessingml/2006/main" xmlns:w14="http://schemas.microsoft.com/office/word/2010/wordml" xmlns:w15="http://schemas.microsoft.com/office/word/2012/wordml" xmlns:w16cex="http://schemas.microsoft.com/office/word/2018/wordml/cex" xmlns:w16cid="http://schemas.microsoft.com/office/word/2016/wordml/cid" xmlns:w16="http://schemas.microsoft.com/office/word/2018/wordml" xmlns:w16du="http://schemas.microsoft.com/office/word/2023/wordml/word16du" xmlns:w16sdtdh="http://schemas.microsoft.com/office/word/2020/wordml/sdtdatahash" xmlns:w16sdtfl="http://schemas.microsoft.com/office/word/2024/wordml/sdtformatlock" xmlns:w16se="http://schemas.microsoft.com/office/word/2015/wordml/symex" xmlns:wpg="http://schemas.microsoft.com/office/word/2010/wordprocessingGroup" xmlns:wpi="http://schemas.microsoft.com/office/word/2010/wordprocessingInk" xmlns:wne="http://schemas.microsoft.com/office/word/2006/wordml" xmlns:wps="http://schemas.microsoft.com/office/word/2010/wordprocessingShape" mc:Ignorable="w14 w15 w16se w16cid w16 w16cex w16sdtdh w16sdtfl w16du wp14">
+  <w:p>
+    <w:pPr>
+      <w:pStyle w:val="Footer"/>
+    </w:pPr>
+  </w:p>
+</w:ftr>
+</file>
+
+<file path=word/footer2.xml><?xml version="1.0" encoding="utf-8"?>
+<w:ftr xmlns:wpc="http://schemas.microsoft.com/office/word/2010/wordprocessingCanvas" xmlns:cx="http://schemas.microsoft.com/office/drawing/2014/chartex" xmlns:cx1="http://schemas.microsoft.com/office/drawing/2015/9/8/chartex" xmlns:cx2="http://schemas.microsoft.com/office/drawing/2015/10/21/chartex" xmlns:cx3="http://schemas.microsoft.com/office/drawing/2016/5/9/chartex" xmlns:cx4="http://schemas.microsoft.com/office/drawing/2016/5/10/chartex" xmlns:cx5="http://schemas.microsoft.com/office/drawing/2016/5/11/chartex" xmlns:cx6="http://schemas.microsoft.com/office/drawing/2016/5/12/chartex" xmlns:cx7="http://schemas.microsoft.com/office/drawing/2016/5/13/chartex" xmlns:cx8="http://schemas.microsoft.com/office/drawing/2016/5/14/chartex" xmlns:mc="http://schemas.openxmlformats.org/markup-compatibility/2006" xmlns:aink="http://schemas.microsoft.com/office/drawing/2016/ink" xmlns:am3d="http://schemas.microsoft.com/office/drawing/2017/model3d" xmlns:o="urn:schemas-microsoft-com:office:office" xmlns:oel="http://schemas.microsoft.com/office/2019/extlst" xmlns:r="http://schemas.openxmlformats.org/officeDocument/2006/relationships" xmlns:m="http://schemas.openxmlformats.org/officeDocument/2006/math" xmlns:v="urn:schemas-microsoft-com:vml" xmlns:wp14="http://schemas.microsoft.com/office/word/2010/wordprocessingDrawing" xmlns:wp="http://schemas.openxmlformats.org/drawingml/2006/wordprocessingDrawing" xmlns:w10="urn:schemas-microsoft-com:office:word" xmlns:w="http://schemas.openxmlformats.org/wordprocessingml/2006/main" xmlns:w14="http://schemas.microsoft.com/office/word/2010/wordml" xmlns:w15="http://schemas.microsoft.com/office/word/2012/wordml" xmlns:w16cex="http://schemas.microsoft.com/office/word/2018/wordml/cex" xmlns:w16cid="http://schemas.microsoft.com/office/word/2016/wordml/cid" xmlns:w16="http://schemas.microsoft.com/office/word/2018/wordml" xmlns:w16du="http://schemas.microsoft.com/office/word/2023/wordml/word16du" xmlns:w16sdtdh="http://schemas.microsoft.com/office/word/2020/wordml/sdtdatahash" xmlns:w16sdtfl="http://schemas.microsoft.com/office/word/2024/wordml/sdtformatlock" xmlns:w16se="http://schemas.microsoft.com/office/word/2015/wordml/symex" xmlns:wpg="http://schemas.microsoft.com/office/word/2010/wordprocessingGroup" xmlns:wpi="http://schemas.microsoft.com/office/word/2010/wordprocessingInk" xmlns:wne="http://schemas.microsoft.com/office/word/2006/wordml" xmlns:wps="http://schemas.microsoft.com/office/word/2010/wordprocessingShape" mc:Ignorable="w14 w15 w16se w16cid w16 w16cex w16sdtdh w16sdtfl w16du wp14">
+  <w:p>
+    <w:pPr>
+      <w:pStyle w:val="Footer"/>
+    </w:pPr>
+  </w:p>
+</w:ftr>
+</file>
+
+<file path=word/footer3.xml><?xml version="1.0" encoding="utf-8"?>
+<w:ftr xmlns:wpc="http://schemas.microsoft.com/office/word/2010/wordprocessingCanvas" xmlns:cx="http://schemas.microsoft.com/office/drawing/2014/chartex" xmlns:cx1="http://schemas.microsoft.com/office/drawing/2015/9/8/chartex" xmlns:cx2="http://schemas.microsoft.com/office/drawing/2015/10/21/chartex" xmlns:cx3="http://schemas.microsoft.com/office/drawing/2016/5/9/chartex" xmlns:cx4="http://schemas.microsoft.com/office/drawing/2016/5/10/chartex" xmlns:cx5="http://schemas.microsoft.com/office/drawing/2016/5/11/chartex" xmlns:cx6="http://schemas.microsoft.com/office/drawing/2016/5/12/chartex" xmlns:cx7="http://schemas.microsoft.com/office/drawing/2016/5/13/chartex" xmlns:cx8="http://schemas.microsoft.com/office/drawing/2016/5/14/chartex" xmlns:mc="http://schemas.openxmlformats.org/markup-compatibility/2006" xmlns:aink="http://schemas.microsoft.com/office/drawing/2016/ink" xmlns:am3d="http://schemas.microsoft.com/office/drawing/2017/model3d" xmlns:o="urn:schemas-microsoft-com:office:office" xmlns:oel="http://schemas.microsoft.com/office/2019/extlst" xmlns:r="http://schemas.openxmlformats.org/officeDocument/2006/relationships" xmlns:m="http://schemas.openxmlformats.org/officeDocument/2006/math" xmlns:v="urn:schemas-microsoft-com:vml" xmlns:wp14="http://schemas.microsoft.com/office/word/2010/wordprocessingDrawing" xmlns:wp="http://schemas.openxmlformats.org/drawingml/2006/wordprocessingDrawing" xmlns:w10="urn:schemas-microsoft-com:office:word" xmlns:w="http://schemas.openxmlformats.org/wordprocessingml/2006/main" xmlns:w14="http://schemas.microsoft.com/office/word/2010/wordml" xmlns:w15="http://schemas.microsoft.com/office/word/2012/wordml" xmlns:w16cex="http://schemas.microsoft.com/office/word/2018/wordml/cex" xmlns:w16cid="http://schemas.microsoft.com/office/word/2016/wordml/cid" xmlns:w16="http://schemas.microsoft.com/office/word/2018/wordml" xmlns:w16du="http://schemas.microsoft.com/office/word/2023/wordml/word16du" xmlns:w16sdtdh="http://schemas.microsoft.com/office/word/2020/wordml/sdtdatahash" xmlns:w16sdtfl="http://schemas.microsoft.com/office/word/2024/wordml/sdtformatlock" xmlns:w16se="http://schemas.microsoft.com/office/word/2015/wordml/symex" xmlns:wpg="http://schemas.microsoft.com/office/word/2010/wordprocessingGroup" xmlns:wpi="http://schemas.microsoft.com/office/word/2010/wordprocessingInk" xmlns:wne="http://schemas.microsoft.com/office/word/2006/wordml" xmlns:wps="http://schemas.microsoft.com/office/word/2010/wordprocessingShape" mc:Ignorable="w14 w15 w16se w16cid w16 w16cex w16sdtdh w16sdtfl w16du wp14">
   <w:p>
     <w:pPr>
       <w:pStyle w:val="Footer"/>
@@ -635,7 +659,7 @@
 </file>
 
 <file path=word/footnotes.xml><?xml version="1.0" encoding="utf-8"?>
-<w:footnotes xmlns:wpc="http://schemas.microsoft.com/office/word/2010/wordprocessingCanvas" xmlns:cx="http://schemas.microsoft.com/office/drawing/2014/chartex" xmlns:cx1="http://schemas.microsoft.com/office/drawing/2015/9/8/chartex" xmlns:cx2="http://schemas.microsoft.com/office/drawing/2015/10/21/chartex" xmlns:cx3="http://schemas.microsoft.com/office/drawing/2016/5/9/chartex" xmlns:cx4="http://schemas.microsoft.com/office/drawing/2016/5/10/chartex" xmlns:cx5="http://schemas.microsoft.com/office/drawing/2016/5/11/chartex" xmlns:cx6="http://schemas.microsoft.com/office/drawing/2016/5/12/chartex" xmlns:cx7="http://schemas.microsoft.com/office/drawing/2016/5/13/chartex" xmlns:cx8="http://schemas.microsoft.com/office/drawing/2016/5/14/chartex" xmlns:mc="http://schemas.openxmlformats.org/markup-compatibility/2006" xmlns:aink="http://schemas.microsoft.com/office/drawing/2016/ink" xmlns:am3d="http://schemas.microsoft.com/office/drawing/2017/model3d" xmlns:o="urn:schemas-microsoft-com:office:office" xmlns:r="http://schemas.openxmlformats.org/officeDocument/2006/relationships" xmlns:m="http://schemas.openxmlformats.org/officeDocument/2006/math" xmlns:v="urn:schemas-microsoft-com:vml" xmlns:wp14="http://schemas.microsoft.com/office/word/2010/wordprocessingDrawing" xmlns:wp="http://schemas.openxmlformats.org/drawingml/2006/wordprocessingDrawing" xmlns:w10="urn:schemas-microsoft-com:office:word" xmlns:w="http://schemas.openxmlformats.org/wordprocessingml/2006/main" xmlns:w14="http://schemas.microsoft.com/office/word/2010/wordml" xmlns:w15="http://schemas.microsoft.com/office/word/2012/wordml" xmlns:w16cex="http://schemas.microsoft.com/office/word/2018/wordml/cex" xmlns:w16cid="http://schemas.microsoft.com/office/word/2016/wordml/cid" xmlns:w16="http://schemas.microsoft.com/office/word/2018/wordml" xmlns:w16sdtdh="http://schemas.microsoft.com/office/word/2020/wordml/sdtdatahash" xmlns:w16se="http://schemas.microsoft.com/office/word/2015/wordml/symex" xmlns:wpg="http://schemas.microsoft.com/office/word/2010/wordprocessingGroup" xmlns:wpi="http://schemas.microsoft.com/office/word/2010/wordprocessingInk" xmlns:wne="http://schemas.microsoft.com/office/word/2006/wordml" xmlns:wps="http://schemas.microsoft.com/office/word/2010/wordprocessingShape" mc:Ignorable="w14 w15 w16se w16cid w16 w16cex w16sdtdh wp14">
+<w:footnotes xmlns:wpc="http://schemas.microsoft.com/office/word/2010/wordprocessingCanvas" xmlns:cx="http://schemas.microsoft.com/office/drawing/2014/chartex" xmlns:cx1="http://schemas.microsoft.com/office/drawing/2015/9/8/chartex" xmlns:cx2="http://schemas.microsoft.com/office/drawing/2015/10/21/chartex" xmlns:cx3="http://schemas.microsoft.com/office/drawing/2016/5/9/chartex" xmlns:cx4="http://schemas.microsoft.com/office/drawing/2016/5/10/chartex" xmlns:cx5="http://schemas.microsoft.com/office/drawing/2016/5/11/chartex" xmlns:cx6="http://schemas.microsoft.com/office/drawing/2016/5/12/chartex" xmlns:cx7="http://schemas.microsoft.com/office/drawing/2016/5/13/chartex" xmlns:cx8="http://schemas.microsoft.com/office/drawing/2016/5/14/chartex" xmlns:mc="http://schemas.openxmlformats.org/markup-compatibility/2006" xmlns:aink="http://schemas.microsoft.com/office/drawing/2016/ink" xmlns:am3d="http://schemas.microsoft.com/office/drawing/2017/model3d" xmlns:o="urn:schemas-microsoft-com:office:office" xmlns:oel="http://schemas.microsoft.com/office/2019/extlst" xmlns:r="http://schemas.openxmlformats.org/officeDocument/2006/relationships" xmlns:m="http://schemas.openxmlformats.org/officeDocument/2006/math" xmlns:v="urn:schemas-microsoft-com:vml" xmlns:wp14="http://schemas.microsoft.com/office/word/2010/wordprocessingDrawing" xmlns:wp="http://schemas.openxmlformats.org/drawingml/2006/wordprocessingDrawing" xmlns:w10="urn:schemas-microsoft-com:office:word" xmlns:w="http://schemas.openxmlformats.org/wordprocessingml/2006/main" xmlns:w14="http://schemas.microsoft.com/office/word/2010/wordml" xmlns:w15="http://schemas.microsoft.com/office/word/2012/wordml" xmlns:w16cex="http://schemas.microsoft.com/office/word/2018/wordml/cex" xmlns:w16cid="http://schemas.microsoft.com/office/word/2016/wordml/cid" xmlns:w16="http://schemas.microsoft.com/office/word/2018/wordml" xmlns:w16du="http://schemas.microsoft.com/office/word/2023/wordml/word16du" xmlns:w16sdtdh="http://schemas.microsoft.com/office/word/2020/wordml/sdtdatahash" xmlns:w16sdtfl="http://schemas.microsoft.com/office/word/2024/wordml/sdtformatlock" xmlns:w16se="http://schemas.microsoft.com/office/word/2015/wordml/symex" xmlns:wpg="http://schemas.microsoft.com/office/word/2010/wordprocessingGroup" xmlns:wpi="http://schemas.microsoft.com/office/word/2010/wordprocessingInk" xmlns:wne="http://schemas.microsoft.com/office/word/2006/wordml" xmlns:wps="http://schemas.microsoft.com/office/word/2010/wordprocessingShape" mc:Ignorable="w14 w15 w16se w16cid w16 w16cex w16sdtdh w16sdtfl w16du wp14">
   <w:footnote w:type="separator" w:id="-1">
     <w:p>
       <w:r>
@@ -657,7 +681,27 @@
 </file>
 
 <file path=word/header1.xml><?xml version="1.0" encoding="utf-8"?>
-<w:hdr xmlns:wpc="http://schemas.microsoft.com/office/word/2010/wordprocessingCanvas" xmlns:cx="http://schemas.microsoft.com/office/drawing/2014/chartex" xmlns:cx1="http://schemas.microsoft.com/office/drawing/2015/9/8/chartex" xmlns:cx2="http://schemas.microsoft.com/office/drawing/2015/10/21/chartex" xmlns:cx3="http://schemas.microsoft.com/office/drawing/2016/5/9/chartex" xmlns:cx4="http://schemas.microsoft.com/office/drawing/2016/5/10/chartex" xmlns:cx5="http://schemas.microsoft.com/office/drawing/2016/5/11/chartex" xmlns:cx6="http://schemas.microsoft.com/office/drawing/2016/5/12/chartex" xmlns:cx7="http://schemas.microsoft.com/office/drawing/2016/5/13/chartex" xmlns:cx8="http://schemas.microsoft.com/office/drawing/2016/5/14/chartex" xmlns:mc="http://schemas.openxmlformats.org/markup-compatibility/2006" xmlns:aink="http://schemas.microsoft.com/office/drawing/2016/ink" xmlns:am3d="http://schemas.microsoft.com/office/drawing/2017/model3d" xmlns:o="urn:schemas-microsoft-com:office:office" xmlns:r="http://schemas.openxmlformats.org/officeDocument/2006/relationships" xmlns:m="http://schemas.openxmlformats.org/officeDocument/2006/math" xmlns:v="urn:schemas-microsoft-com:vml" xmlns:wp14="http://schemas.microsoft.com/office/word/2010/wordprocessingDrawing" xmlns:wp="http://schemas.openxmlformats.org/drawingml/2006/wordprocessingDrawing" xmlns:w10="urn:schemas-microsoft-com:office:word" xmlns:w="http://schemas.openxmlformats.org/wordprocessingml/2006/main" xmlns:w14="http://schemas.microsoft.com/office/word/2010/wordml" xmlns:w15="http://schemas.microsoft.com/office/word/2012/wordml" xmlns:w16cex="http://schemas.microsoft.com/office/word/2018/wordml/cex" xmlns:w16cid="http://schemas.microsoft.com/office/word/2016/wordml/cid" xmlns:w16="http://schemas.microsoft.com/office/word/2018/wordml" xmlns:w16sdtdh="http://schemas.microsoft.com/office/word/2020/wordml/sdtdatahash" xmlns:w16se="http://schemas.microsoft.com/office/word/2015/wordml/symex" xmlns:wpg="http://schemas.microsoft.com/office/word/2010/wordprocessingGroup" xmlns:wpi="http://schemas.microsoft.com/office/word/2010/wordprocessingInk" xmlns:wne="http://schemas.microsoft.com/office/word/2006/wordml" xmlns:wps="http://schemas.microsoft.com/office/word/2010/wordprocessingShape" mc:Ignorable="w14 w15 w16se w16cid w16 w16cex w16sdtdh wp14">
+<w:hdr xmlns:wpc="http://schemas.microsoft.com/office/word/2010/wordprocessingCanvas" xmlns:cx="http://schemas.microsoft.com/office/drawing/2014/chartex" xmlns:cx1="http://schemas.microsoft.com/office/drawing/2015/9/8/chartex" xmlns:cx2="http://schemas.microsoft.com/office/drawing/2015/10/21/chartex" xmlns:cx3="http://schemas.microsoft.com/office/drawing/2016/5/9/chartex" xmlns:cx4="http://schemas.microsoft.com/office/drawing/2016/5/10/chartex" xmlns:cx5="http://schemas.microsoft.com/office/drawing/2016/5/11/chartex" xmlns:cx6="http://schemas.microsoft.com/office/drawing/2016/5/12/chartex" xmlns:cx7="http://schemas.microsoft.com/office/drawing/2016/5/13/chartex" xmlns:cx8="http://schemas.microsoft.com/office/drawing/2016/5/14/chartex" xmlns:mc="http://schemas.openxmlformats.org/markup-compatibility/2006" xmlns:aink="http://schemas.microsoft.com/office/drawing/2016/ink" xmlns:am3d="http://schemas.microsoft.com/office/drawing/2017/model3d" xmlns:o="urn:schemas-microsoft-com:office:office" xmlns:oel="http://schemas.microsoft.com/office/2019/extlst" xmlns:r="http://schemas.openxmlformats.org/officeDocument/2006/relationships" xmlns:m="http://schemas.openxmlformats.org/officeDocument/2006/math" xmlns:v="urn:schemas-microsoft-com:vml" xmlns:wp14="http://schemas.microsoft.com/office/word/2010/wordprocessingDrawing" xmlns:wp="http://schemas.openxmlformats.org/drawingml/2006/wordprocessingDrawing" xmlns:w10="urn:schemas-microsoft-com:office:word" xmlns:w="http://schemas.openxmlformats.org/wordprocessingml/2006/main" xmlns:w14="http://schemas.microsoft.com/office/word/2010/wordml" xmlns:w15="http://schemas.microsoft.com/office/word/2012/wordml" xmlns:w16cex="http://schemas.microsoft.com/office/word/2018/wordml/cex" xmlns:w16cid="http://schemas.microsoft.com/office/word/2016/wordml/cid" xmlns:w16="http://schemas.microsoft.com/office/word/2018/wordml" xmlns:w16du="http://schemas.microsoft.com/office/word/2023/wordml/word16du" xmlns:w16sdtdh="http://schemas.microsoft.com/office/word/2020/wordml/sdtdatahash" xmlns:w16sdtfl="http://schemas.microsoft.com/office/word/2024/wordml/sdtformatlock" xmlns:w16se="http://schemas.microsoft.com/office/word/2015/wordml/symex" xmlns:wpg="http://schemas.microsoft.com/office/word/2010/wordprocessingGroup" xmlns:wpi="http://schemas.microsoft.com/office/word/2010/wordprocessingInk" xmlns:wne="http://schemas.microsoft.com/office/word/2006/wordml" xmlns:wps="http://schemas.microsoft.com/office/word/2010/wordprocessingShape" mc:Ignorable="w14 w15 w16se w16cid w16 w16cex w16sdtdh w16sdtfl w16du wp14">
+  <w:p>
+    <w:pPr>
+      <w:pStyle w:val="Header"/>
+    </w:pPr>
+  </w:p>
+</w:hdr>
+</file>
+
+<file path=word/header2.xml><?xml version="1.0" encoding="utf-8"?>
+<w:hdr xmlns:wpc="http://schemas.microsoft.com/office/word/2010/wordprocessingCanvas" xmlns:cx="http://schemas.microsoft.com/office/drawing/2014/chartex" xmlns:cx1="http://schemas.microsoft.com/office/drawing/2015/9/8/chartex" xmlns:cx2="http://schemas.microsoft.com/office/drawing/2015/10/21/chartex" xmlns:cx3="http://schemas.microsoft.com/office/drawing/2016/5/9/chartex" xmlns:cx4="http://schemas.microsoft.com/office/drawing/2016/5/10/chartex" xmlns:cx5="http://schemas.microsoft.com/office/drawing/2016/5/11/chartex" xmlns:cx6="http://schemas.microsoft.com/office/drawing/2016/5/12/chartex" xmlns:cx7="http://schemas.microsoft.com/office/drawing/2016/5/13/chartex" xmlns:cx8="http://schemas.microsoft.com/office/drawing/2016/5/14/chartex" xmlns:mc="http://schemas.openxmlformats.org/markup-compatibility/2006" xmlns:aink="http://schemas.microsoft.com/office/drawing/2016/ink" xmlns:am3d="http://schemas.microsoft.com/office/drawing/2017/model3d" xmlns:o="urn:schemas-microsoft-com:office:office" xmlns:oel="http://schemas.microsoft.com/office/2019/extlst" xmlns:r="http://schemas.openxmlformats.org/officeDocument/2006/relationships" xmlns:m="http://schemas.openxmlformats.org/officeDocument/2006/math" xmlns:v="urn:schemas-microsoft-com:vml" xmlns:wp14="http://schemas.microsoft.com/office/word/2010/wordprocessingDrawing" xmlns:wp="http://schemas.openxmlformats.org/drawingml/2006/wordprocessingDrawing" xmlns:w10="urn:schemas-microsoft-com:office:word" xmlns:w="http://schemas.openxmlformats.org/wordprocessingml/2006/main" xmlns:w14="http://schemas.microsoft.com/office/word/2010/wordml" xmlns:w15="http://schemas.microsoft.com/office/word/2012/wordml" xmlns:w16cex="http://schemas.microsoft.com/office/word/2018/wordml/cex" xmlns:w16cid="http://schemas.microsoft.com/office/word/2016/wordml/cid" xmlns:w16="http://schemas.microsoft.com/office/word/2018/wordml" xmlns:w16du="http://schemas.microsoft.com/office/word/2023/wordml/word16du" xmlns:w16sdtdh="http://schemas.microsoft.com/office/word/2020/wordml/sdtdatahash" xmlns:w16sdtfl="http://schemas.microsoft.com/office/word/2024/wordml/sdtformatlock" xmlns:w16se="http://schemas.microsoft.com/office/word/2015/wordml/symex" xmlns:wpg="http://schemas.microsoft.com/office/word/2010/wordprocessingGroup" xmlns:wpi="http://schemas.microsoft.com/office/word/2010/wordprocessingInk" xmlns:wne="http://schemas.microsoft.com/office/word/2006/wordml" xmlns:wps="http://schemas.microsoft.com/office/word/2010/wordprocessingShape" mc:Ignorable="w14 w15 w16se w16cid w16 w16cex w16sdtdh w16sdtfl w16du wp14">
+  <w:p>
+    <w:pPr>
+      <w:pStyle w:val="Header"/>
+    </w:pPr>
+  </w:p>
+</w:hdr>
+</file>
+
+<file path=word/header3.xml><?xml version="1.0" encoding="utf-8"?>
+<w:hdr xmlns:wpc="http://schemas.microsoft.com/office/word/2010/wordprocessingCanvas" xmlns:cx="http://schemas.microsoft.com/office/drawing/2014/chartex" xmlns:cx1="http://schemas.microsoft.com/office/drawing/2015/9/8/chartex" xmlns:cx2="http://schemas.microsoft.com/office/drawing/2015/10/21/chartex" xmlns:cx3="http://schemas.microsoft.com/office/drawing/2016/5/9/chartex" xmlns:cx4="http://schemas.microsoft.com/office/drawing/2016/5/10/chartex" xmlns:cx5="http://schemas.microsoft.com/office/drawing/2016/5/11/chartex" xmlns:cx6="http://schemas.microsoft.com/office/drawing/2016/5/12/chartex" xmlns:cx7="http://schemas.microsoft.com/office/drawing/2016/5/13/chartex" xmlns:cx8="http://schemas.microsoft.com/office/drawing/2016/5/14/chartex" xmlns:mc="http://schemas.openxmlformats.org/markup-compatibility/2006" xmlns:aink="http://schemas.microsoft.com/office/drawing/2016/ink" xmlns:am3d="http://schemas.microsoft.com/office/drawing/2017/model3d" xmlns:o="urn:schemas-microsoft-com:office:office" xmlns:oel="http://schemas.microsoft.com/office/2019/extlst" xmlns:r="http://schemas.openxmlformats.org/officeDocument/2006/relationships" xmlns:m="http://schemas.openxmlformats.org/officeDocument/2006/math" xmlns:v="urn:schemas-microsoft-com:vml" xmlns:wp14="http://schemas.microsoft.com/office/word/2010/wordprocessingDrawing" xmlns:wp="http://schemas.openxmlformats.org/drawingml/2006/wordprocessingDrawing" xmlns:w10="urn:schemas-microsoft-com:office:word" xmlns:w="http://schemas.openxmlformats.org/wordprocessingml/2006/main" xmlns:w14="http://schemas.microsoft.com/office/word/2010/wordml" xmlns:w15="http://schemas.microsoft.com/office/word/2012/wordml" xmlns:w16cex="http://schemas.microsoft.com/office/word/2018/wordml/cex" xmlns:w16cid="http://schemas.microsoft.com/office/word/2016/wordml/cid" xmlns:w16="http://schemas.microsoft.com/office/word/2018/wordml" xmlns:w16du="http://schemas.microsoft.com/office/word/2023/wordml/word16du" xmlns:w16sdtdh="http://schemas.microsoft.com/office/word/2020/wordml/sdtdatahash" xmlns:w16sdtfl="http://schemas.microsoft.com/office/word/2024/wordml/sdtformatlock" xmlns:w16se="http://schemas.microsoft.com/office/word/2015/wordml/symex" xmlns:wpg="http://schemas.microsoft.com/office/word/2010/wordprocessingGroup" xmlns:wpi="http://schemas.microsoft.com/office/word/2010/wordprocessingInk" xmlns:wne="http://schemas.microsoft.com/office/word/2006/wordml" xmlns:wps="http://schemas.microsoft.com/office/word/2010/wordprocessingShape" mc:Ignorable="w14 w15 w16se w16cid w16 w16cex w16sdtdh w16sdtfl w16du wp14">
   <w:p>
     <w:pPr>
       <w:pStyle w:val="Heading5"/>
@@ -669,8 +713,6 @@
       <w:jc w:val="center"/>
       <w:rPr>
         <w:rFonts w:ascii="Arial" w:hAnsi="Arial" w:cs="Arial"/>
-        <w:b/>
-        <w:bCs/>
         <w:color w:val="auto"/>
         <w:sz w:val="36"/>
         <w:szCs w:val="36"/>
@@ -743,8 +785,6 @@
     <w:r>
       <w:rPr>
         <w:rFonts w:ascii="Arial" w:hAnsi="Arial" w:cs="Arial"/>
-        <w:b/>
-        <w:bCs/>
         <w:color w:val="auto"/>
         <w:sz w:val="36"/>
         <w:szCs w:val="36"/>
@@ -768,8 +808,6 @@
     <w:r>
       <w:rPr>
         <w:rFonts w:ascii="Arial" w:hAnsi="Arial" w:cs="Arial"/>
-        <w:b/>
-        <w:bCs/>
         <w:color w:val="auto"/>
       </w:rPr>
       <w:t>DIREKTORAT   JENDERAL   BINA   KONSTRUKSI</w:t>
@@ -896,7 +934,7 @@
 </file>
 
 <file path=word/styles.xml><?xml version="1.0" encoding="utf-8"?>
-<w:styles xmlns:mc="http://schemas.openxmlformats.org/markup-compatibility/2006" xmlns:r="http://schemas.openxmlformats.org/officeDocument/2006/relationships" xmlns:w="http://schemas.openxmlformats.org/wordprocessingml/2006/main" xmlns:w14="http://schemas.microsoft.com/office/word/2010/wordml" xmlns:w15="http://schemas.microsoft.com/office/word/2012/wordml" xmlns:w16cex="http://schemas.microsoft.com/office/word/2018/wordml/cex" xmlns:w16cid="http://schemas.microsoft.com/office/word/2016/wordml/cid" xmlns:w16="http://schemas.microsoft.com/office/word/2018/wordml" xmlns:w16sdtdh="http://schemas.microsoft.com/office/word/2020/wordml/sdtdatahash" xmlns:w16se="http://schemas.microsoft.com/office/word/2015/wordml/symex" mc:Ignorable="w14 w15 w16se w16cid w16 w16cex w16sdtdh">
+<w:styles xmlns:mc="http://schemas.openxmlformats.org/markup-compatibility/2006" xmlns:r="http://schemas.openxmlformats.org/officeDocument/2006/relationships" xmlns:w="http://schemas.openxmlformats.org/wordprocessingml/2006/main" xmlns:w14="http://schemas.microsoft.com/office/word/2010/wordml" xmlns:w15="http://schemas.microsoft.com/office/word/2012/wordml" xmlns:w16cex="http://schemas.microsoft.com/office/word/2018/wordml/cex" xmlns:w16cid="http://schemas.microsoft.com/office/word/2016/wordml/cid" xmlns:w16="http://schemas.microsoft.com/office/word/2018/wordml" xmlns:w16du="http://schemas.microsoft.com/office/word/2023/wordml/word16du" xmlns:w16sdtdh="http://schemas.microsoft.com/office/word/2020/wordml/sdtdatahash" xmlns:w16sdtfl="http://schemas.microsoft.com/office/word/2024/wordml/sdtformatlock" xmlns:w16se="http://schemas.microsoft.com/office/word/2015/wordml/symex" mc:Ignorable="w14 w15 w16se w16cid w16 w16cex w16sdtdh w16sdtfl w16du">
   <w:docDefaults>
     <w:rPrDefault>
       <w:rPr>
@@ -2204,7 +2242,12 @@
 </file>
 
 <file path=customXml/item1.xml><?xml version="1.0" encoding="utf-8"?>
-<b:Sources xmlns:b="http://schemas.openxmlformats.org/officeDocument/2006/bibliography" xmlns="http://schemas.openxmlformats.org/officeDocument/2006/bibliography" SelectedStyle="\APASixthEditionOfficeOnline.xsl" StyleName="APA" Version="6"/>
+<?mso-contentType ?>
+<FormTemplates xmlns="http://schemas.microsoft.com/sharepoint/v3/contenttype/forms">
+  <Display>DocumentLibraryForm</Display>
+  <Edit>DocumentLibraryForm</Edit>
+  <New>DocumentLibraryForm</New>
+</FormTemplates>
 </file>
 
 <file path=customXml/item2.xml><?xml version="1.0" encoding="utf-8"?>
@@ -2220,12 +2263,7 @@
 </file>
 
 <file path=customXml/item3.xml><?xml version="1.0" encoding="utf-8"?>
-<?mso-contentType ?>
-<FormTemplates xmlns="http://schemas.microsoft.com/sharepoint/v3/contenttype/forms">
-  <Display>DocumentLibraryForm</Display>
-  <Edit>DocumentLibraryForm</Edit>
-  <New>DocumentLibraryForm</New>
-</FormTemplates>
+<b:Sources xmlns:b="http://schemas.openxmlformats.org/officeDocument/2006/bibliography" xmlns="http://schemas.openxmlformats.org/officeDocument/2006/bibliography" SelectedStyle="\APASixthEditionOfficeOnline.xsl" StyleName="APA" Version="6"/>
 </file>
 
 <file path=customXml/item4.xml><?xml version="1.0" encoding="utf-8"?>
@@ -2472,9 +2510,9 @@
 </file>
 
 <file path=customXml/itemProps1.xml><?xml version="1.0" encoding="utf-8"?>
-<ds:datastoreItem xmlns:ds="http://schemas.openxmlformats.org/officeDocument/2006/customXml" ds:itemID="{BB4C50BF-4EC3-48B2-AD4A-6BE669C87D70}">
+<ds:datastoreItem xmlns:ds="http://schemas.openxmlformats.org/officeDocument/2006/customXml" ds:itemID="{F5F8199D-B06F-435B-B06C-777A8653415A}">
   <ds:schemaRefs>
-    <ds:schemaRef ds:uri="http://schemas.openxmlformats.org/officeDocument/2006/bibliography"/>
+    <ds:schemaRef ds:uri="http://schemas.microsoft.com/sharepoint/v3/contenttype/forms"/>
   </ds:schemaRefs>
 </ds:datastoreItem>
 </file>
@@ -2491,9 +2529,9 @@
 </file>
 
 <file path=customXml/itemProps3.xml><?xml version="1.0" encoding="utf-8"?>
-<ds:datastoreItem xmlns:ds="http://schemas.openxmlformats.org/officeDocument/2006/customXml" ds:itemID="{F5F8199D-B06F-435B-B06C-777A8653415A}">
+<ds:datastoreItem xmlns:ds="http://schemas.openxmlformats.org/officeDocument/2006/customXml" ds:itemID="{BB4C50BF-4EC3-48B2-AD4A-6BE669C87D70}">
   <ds:schemaRefs>
-    <ds:schemaRef ds:uri="http://schemas.microsoft.com/sharepoint/v3/contenttype/forms"/>
+    <ds:schemaRef ds:uri="http://schemas.openxmlformats.org/officeDocument/2006/bibliography"/>
   </ds:schemaRefs>
 </ds:datastoreItem>
 </file>
